--- a/LEARN/Pracovne_programy.docx
+++ b/LEARN/Pracovne_programy.docx
@@ -9,47 +9,11 @@
           <w:lang w:val="en-US"/>
         </w:rPr>
       </w:pPr>
-      <w:proofErr w:type="spellStart"/>
       <w:r>
         <w:rPr>
           <w:lang w:val="en-US"/>
         </w:rPr>
-        <w:t>Vytvorenie</w:t>
-      </w:r>
-      <w:proofErr w:type="spellEnd"/>
-      <w:r>
-        <w:rPr>
-          <w:lang w:val="en-US"/>
-        </w:rPr>
-        <w:t xml:space="preserve"> </w:t>
-      </w:r>
-      <w:proofErr w:type="spellStart"/>
-      <w:r>
-        <w:rPr>
-          <w:lang w:val="en-US"/>
-        </w:rPr>
-        <w:t>pracovných</w:t>
-      </w:r>
-      <w:proofErr w:type="spellEnd"/>
-      <w:r>
-        <w:rPr>
-          <w:lang w:val="en-US"/>
-        </w:rPr>
-        <w:t xml:space="preserve"> </w:t>
-      </w:r>
-      <w:proofErr w:type="spellStart"/>
-      <w:r>
-        <w:rPr>
-          <w:lang w:val="en-US"/>
-        </w:rPr>
-        <w:t>programov</w:t>
-      </w:r>
-      <w:proofErr w:type="spellEnd"/>
-      <w:r>
-        <w:rPr>
-          <w:lang w:val="en-US"/>
-        </w:rPr>
-        <w:t>.</w:t>
+        <w:t>Vytvorenie pracovných programov.</w:t>
       </w:r>
     </w:p>
     <w:p>
@@ -109,61 +73,31 @@
           <w:szCs w:val="20"/>
         </w:rPr>
       </w:pPr>
-      <w:proofErr w:type="spellStart"/>
-      <w:r>
-        <w:rPr>
-          <w:rFonts w:ascii="Courier New" w:hAnsi="Courier New" w:cs="Courier New"/>
-          <w:sz w:val="20"/>
-          <w:szCs w:val="20"/>
-        </w:rPr>
-        <w:t>direction</w:t>
-      </w:r>
-      <w:proofErr w:type="spellEnd"/>
-      <w:r>
-        <w:rPr>
-          <w:rFonts w:ascii="Courier New" w:hAnsi="Courier New" w:cs="Courier New"/>
-          <w:sz w:val="20"/>
-          <w:szCs w:val="20"/>
-        </w:rPr>
-        <w:t xml:space="preserve"> = 'RIGHT'</w:t>
-      </w:r>
-    </w:p>
-    <w:p>
-      <w:pPr>
-        <w:rPr>
-          <w:rFonts w:ascii="Courier New" w:hAnsi="Courier New" w:cs="Courier New"/>
-          <w:sz w:val="20"/>
-          <w:szCs w:val="20"/>
-        </w:rPr>
-      </w:pPr>
-      <w:proofErr w:type="spellStart"/>
-      <w:r>
-        <w:rPr>
-          <w:rFonts w:ascii="Courier New" w:hAnsi="Courier New" w:cs="Courier New"/>
-          <w:sz w:val="20"/>
-          <w:szCs w:val="20"/>
-        </w:rPr>
-        <w:t>change_to</w:t>
-      </w:r>
-      <w:proofErr w:type="spellEnd"/>
-      <w:r>
-        <w:rPr>
-          <w:rFonts w:ascii="Courier New" w:hAnsi="Courier New" w:cs="Courier New"/>
-          <w:sz w:val="20"/>
-          <w:szCs w:val="20"/>
-        </w:rPr>
-        <w:t xml:space="preserve"> = </w:t>
-      </w:r>
-      <w:proofErr w:type="spellStart"/>
-      <w:r>
-        <w:rPr>
-          <w:rFonts w:ascii="Courier New" w:hAnsi="Courier New" w:cs="Courier New"/>
-          <w:sz w:val="20"/>
-          <w:szCs w:val="20"/>
-        </w:rPr>
-        <w:t>direction</w:t>
-      </w:r>
-      <w:proofErr w:type="spellEnd"/>
+      <w:r>
+        <w:rPr>
+          <w:rFonts w:ascii="Courier New" w:hAnsi="Courier New" w:cs="Courier New"/>
+          <w:sz w:val="20"/>
+          <w:szCs w:val="20"/>
+        </w:rPr>
+        <w:t>direction = 'RIGHT'</w:t>
+      </w:r>
+    </w:p>
+    <w:p>
+      <w:pPr>
+        <w:rPr>
+          <w:rFonts w:ascii="Courier New" w:hAnsi="Courier New" w:cs="Courier New"/>
+          <w:sz w:val="20"/>
+          <w:szCs w:val="20"/>
+        </w:rPr>
+      </w:pPr>
+      <w:r>
+        <w:rPr>
+          <w:rFonts w:ascii="Courier New" w:hAnsi="Courier New" w:cs="Courier New"/>
+          <w:sz w:val="20"/>
+          <w:szCs w:val="20"/>
+        </w:rPr>
+        <w:t>change_to = direction</w:t>
+      </w:r>
     </w:p>
     <w:p>
       <w:r>
@@ -213,23 +147,13 @@
           <w:lang w:val="en-US"/>
         </w:rPr>
       </w:pPr>
-      <w:proofErr w:type="spellStart"/>
-      <w:r>
-        <w:rPr>
-          <w:rFonts w:ascii="Courier New" w:hAnsi="Courier New" w:cs="Courier New"/>
-          <w:sz w:val="20"/>
-          <w:szCs w:val="20"/>
-        </w:rPr>
-        <w:t>snake_position</w:t>
-      </w:r>
-      <w:proofErr w:type="spellEnd"/>
-      <w:r>
-        <w:rPr>
-          <w:rFonts w:ascii="Courier New" w:hAnsi="Courier New" w:cs="Courier New"/>
-          <w:sz w:val="20"/>
-          <w:szCs w:val="20"/>
-        </w:rPr>
-        <w:t>[0] += 10</w:t>
+      <w:r>
+        <w:rPr>
+          <w:rFonts w:ascii="Courier New" w:hAnsi="Courier New" w:cs="Courier New"/>
+          <w:sz w:val="20"/>
+          <w:szCs w:val="20"/>
+        </w:rPr>
+        <w:t>snake_position[0] += 10</w:t>
       </w:r>
       <w:r>
         <w:rPr>
@@ -281,21 +205,8 @@
       </w:r>
     </w:p>
     <w:p>
-      <w:proofErr w:type="spellStart"/>
-      <w:r>
-        <w:t>from</w:t>
-      </w:r>
-      <w:proofErr w:type="spellEnd"/>
-      <w:r>
-        <w:t xml:space="preserve"> </w:t>
-      </w:r>
-      <w:proofErr w:type="spellStart"/>
-      <w:r>
-        <w:t>pygame.locals</w:t>
-      </w:r>
-      <w:proofErr w:type="spellEnd"/>
-      <w:r>
-        <w:t xml:space="preserve"> import *</w:t>
+      <w:r>
+        <w:t>from pygame.locals import *</w:t>
       </w:r>
       <w:r>
         <w:t xml:space="preserve"> - pre symboly typu QUIT</w:t>
@@ -308,451 +219,218 @@
       </w:r>
     </w:p>
     <w:p>
-      <w:proofErr w:type="spellStart"/>
       <w:r>
         <w:rPr>
           <w:i/>
           <w:iCs/>
         </w:rPr>
-        <w:t>ovovcie</w:t>
-      </w:r>
-      <w:proofErr w:type="spellEnd"/>
+        <w:t>ovovcie a had.py</w:t>
+      </w:r>
+      <w:r>
+        <w:t xml:space="preserve"> </w:t>
+      </w:r>
+      <w:r>
+        <w:t>–</w:t>
+      </w:r>
+      <w:r>
+        <w:t xml:space="preserve"> </w:t>
+      </w:r>
+      <w:r>
+        <w:t xml:space="preserve">spojenie programov </w:t>
+      </w:r>
+      <w:r>
+        <w:t>fruit.py</w:t>
+      </w:r>
+      <w:r>
+        <w:t xml:space="preserve"> a </w:t>
+      </w:r>
+      <w:r>
+        <w:t>cervik.py</w:t>
+      </w:r>
+      <w:r>
+        <w:t xml:space="preserve"> bez kontrol</w:t>
+      </w:r>
+    </w:p>
+    <w:p>
+      <w:r>
+        <w:t>Vysvetlenie situácie umiestnenia kontroly zväčšenia hadíka po zjedení ovocia.</w:t>
+      </w:r>
+    </w:p>
+    <w:p>
+      <w:r>
+        <w:t>Na začiatok zoznamu súradníc telá hadika sa pridá nová pozícia ktorá bola vytvorená posunom klávesnice smerového riadenia a hadíkovi sa usekne koniec posledn</w:t>
+      </w:r>
+      <w:r>
+        <w:t>ej</w:t>
+      </w:r>
+      <w:r>
+        <w:t xml:space="preserve"> súradnice ak sa mu nepodarí zjesť ovocie</w:t>
+      </w:r>
+      <w:r>
+        <w:t>.</w:t>
+      </w:r>
+    </w:p>
+    <w:p>
+      <w:pPr>
+        <w:rPr>
+          <w:rFonts w:ascii="Courier New" w:hAnsi="Courier New" w:cs="Courier New"/>
+          <w:sz w:val="20"/>
+          <w:szCs w:val="20"/>
+        </w:rPr>
+      </w:pPr>
+      <w:r>
+        <w:rPr>
+          <w:rFonts w:ascii="Courier New" w:hAnsi="Courier New" w:cs="Courier New"/>
+          <w:sz w:val="20"/>
+          <w:szCs w:val="20"/>
+        </w:rPr>
+        <w:t>snake_body.insert(0, list(snake_position))</w:t>
+      </w:r>
+    </w:p>
+    <w:p>
+      <w:pPr>
+        <w:rPr>
+          <w:rFonts w:ascii="Courier New" w:hAnsi="Courier New" w:cs="Courier New"/>
+          <w:sz w:val="20"/>
+          <w:szCs w:val="20"/>
+        </w:rPr>
+      </w:pPr>
+      <w:r>
+        <w:rPr>
+          <w:rFonts w:ascii="Courier New" w:hAnsi="Courier New" w:cs="Courier New"/>
+          <w:sz w:val="20"/>
+          <w:szCs w:val="20"/>
+        </w:rPr>
+        <w:t>snake_body.pop()</w:t>
+      </w:r>
+    </w:p>
+    <w:p>
+      <w:pPr>
+        <w:jc w:val="both"/>
+      </w:pPr>
       <w:r>
         <w:rPr>
           <w:i/>
           <w:iCs/>
         </w:rPr>
-        <w:t xml:space="preserve"> a had.py</w:t>
-      </w:r>
-      <w:r>
-        <w:t xml:space="preserve"> </w:t>
-      </w:r>
-      <w:r>
-        <w:t>–</w:t>
-      </w:r>
-      <w:r>
-        <w:t xml:space="preserve"> </w:t>
-      </w:r>
-      <w:r>
-        <w:t xml:space="preserve">spojenie programov </w:t>
-      </w:r>
-      <w:r>
-        <w:t>fruit.py</w:t>
-      </w:r>
-      <w:r>
-        <w:t xml:space="preserve"> a </w:t>
-      </w:r>
-      <w:r>
-        <w:t>cervik.py</w:t>
-      </w:r>
-      <w:r>
-        <w:t xml:space="preserve"> bez kontrol</w:t>
-      </w:r>
-    </w:p>
-    <w:p>
-      <w:r>
-        <w:t>Vysvetlenie situácie umiestnenia kontroly zväčšenia hadíka po zjedení ovocia.</w:t>
-      </w:r>
-    </w:p>
-    <w:p>
-      <w:r>
-        <w:t xml:space="preserve">Na začiatok zoznamu súradníc telá </w:t>
-      </w:r>
-      <w:proofErr w:type="spellStart"/>
-      <w:r>
-        <w:t>hadika</w:t>
-      </w:r>
-      <w:proofErr w:type="spellEnd"/>
-      <w:r>
-        <w:t xml:space="preserve"> sa pridá nová pozícia ktorá bola vytvorená posunom klávesnice smerového riadenia a hadíkovi sa usekne koniec posledn</w:t>
-      </w:r>
-      <w:r>
-        <w:t>ej</w:t>
-      </w:r>
-      <w:r>
-        <w:t xml:space="preserve"> súradnice ak sa mu nepodarí zjesť ovocie</w:t>
+        <w:t>koniec.py</w:t>
+      </w:r>
+      <w:r>
+        <w:t xml:space="preserve"> – kópiou </w:t>
+      </w:r>
+      <w:r>
+        <w:t>ovovcie a had.py</w:t>
+      </w:r>
+      <w:r>
+        <w:t xml:space="preserve"> a doplnením f</w:t>
+      </w:r>
+      <w:r>
+        <w:t>unkci</w:t>
+      </w:r>
+      <w:r>
+        <w:t>e</w:t>
+      </w:r>
+      <w:r>
+        <w:t xml:space="preserve"> game_over() ukončí akúkoľvek aktuálnu hru a ukončí kód Pythonu bežiaci v tomto module (za predpokladu, že ho nevolajú žiadne iné funkcie).</w:t>
+      </w:r>
+    </w:p>
+    <w:p>
+      <w:r>
+        <w:t xml:space="preserve">Na ukončenie hry sa používa </w:t>
+      </w:r>
+      <w:r>
+        <w:t>test</w:t>
+      </w:r>
+      <w:r>
+        <w:t>y.</w:t>
+      </w:r>
+    </w:p>
+    <w:p/>
+    <w:p>
+      <w:pPr>
+        <w:pStyle w:val="Nadpis2"/>
+      </w:pPr>
+      <w:r>
+        <w:t>Otázky na riešenie</w:t>
+      </w:r>
+      <w:r>
+        <w:t xml:space="preserve"> - Snake</w:t>
       </w:r>
       <w:r>
         <w:t>.</w:t>
       </w:r>
     </w:p>
     <w:p>
-      <w:pPr>
-        <w:rPr>
-          <w:rFonts w:ascii="Courier New" w:hAnsi="Courier New" w:cs="Courier New"/>
-          <w:sz w:val="20"/>
-          <w:szCs w:val="20"/>
-        </w:rPr>
-      </w:pPr>
-      <w:proofErr w:type="spellStart"/>
-      <w:r>
-        <w:rPr>
-          <w:rFonts w:ascii="Courier New" w:hAnsi="Courier New" w:cs="Courier New"/>
-          <w:sz w:val="20"/>
-          <w:szCs w:val="20"/>
-        </w:rPr>
-        <w:t>snake_body.insert</w:t>
-      </w:r>
-      <w:proofErr w:type="spellEnd"/>
-      <w:r>
-        <w:rPr>
-          <w:rFonts w:ascii="Courier New" w:hAnsi="Courier New" w:cs="Courier New"/>
-          <w:sz w:val="20"/>
-          <w:szCs w:val="20"/>
-        </w:rPr>
-        <w:t>(0, list(</w:t>
-      </w:r>
-      <w:proofErr w:type="spellStart"/>
-      <w:r>
-        <w:rPr>
-          <w:rFonts w:ascii="Courier New" w:hAnsi="Courier New" w:cs="Courier New"/>
-          <w:sz w:val="20"/>
-          <w:szCs w:val="20"/>
-        </w:rPr>
-        <w:t>snake_position</w:t>
-      </w:r>
-      <w:proofErr w:type="spellEnd"/>
-      <w:r>
-        <w:rPr>
-          <w:rFonts w:ascii="Courier New" w:hAnsi="Courier New" w:cs="Courier New"/>
-          <w:sz w:val="20"/>
-          <w:szCs w:val="20"/>
-        </w:rPr>
-        <w:t>))</w:t>
-      </w:r>
-    </w:p>
-    <w:p>
-      <w:pPr>
-        <w:rPr>
-          <w:rFonts w:ascii="Courier New" w:hAnsi="Courier New" w:cs="Courier New"/>
-          <w:sz w:val="20"/>
-          <w:szCs w:val="20"/>
-        </w:rPr>
-      </w:pPr>
-      <w:proofErr w:type="spellStart"/>
-      <w:r>
-        <w:rPr>
-          <w:rFonts w:ascii="Courier New" w:hAnsi="Courier New" w:cs="Courier New"/>
-          <w:sz w:val="20"/>
-          <w:szCs w:val="20"/>
-        </w:rPr>
-        <w:t>snake_body.pop</w:t>
-      </w:r>
-      <w:proofErr w:type="spellEnd"/>
-      <w:r>
-        <w:rPr>
-          <w:rFonts w:ascii="Courier New" w:hAnsi="Courier New" w:cs="Courier New"/>
-          <w:sz w:val="20"/>
-          <w:szCs w:val="20"/>
-        </w:rPr>
-        <w:t>()</w:t>
-      </w:r>
-    </w:p>
-    <w:p>
-      <w:pPr>
-        <w:jc w:val="both"/>
-      </w:pPr>
-      <w:r>
-        <w:rPr>
-          <w:i/>
-          <w:iCs/>
-        </w:rPr>
-        <w:t>koniec.py</w:t>
-      </w:r>
-      <w:r>
-        <w:t xml:space="preserve"> – kópiou </w:t>
-      </w:r>
-      <w:proofErr w:type="spellStart"/>
-      <w:r>
-        <w:t>ovovcie</w:t>
-      </w:r>
-      <w:proofErr w:type="spellEnd"/>
-      <w:r>
-        <w:t xml:space="preserve"> a had.py</w:t>
-      </w:r>
-      <w:r>
-        <w:t xml:space="preserve"> a doplnením f</w:t>
-      </w:r>
-      <w:r>
-        <w:t>unkci</w:t>
-      </w:r>
-      <w:r>
-        <w:t>e</w:t>
-      </w:r>
-      <w:r>
-        <w:t xml:space="preserve"> </w:t>
-      </w:r>
-      <w:proofErr w:type="spellStart"/>
-      <w:r>
-        <w:t>game_over</w:t>
-      </w:r>
-      <w:proofErr w:type="spellEnd"/>
-      <w:r>
-        <w:t xml:space="preserve">() ukončí akúkoľvek aktuálnu hru a ukončí kód </w:t>
-      </w:r>
-      <w:proofErr w:type="spellStart"/>
-      <w:r>
-        <w:t>Pythonu</w:t>
-      </w:r>
-      <w:proofErr w:type="spellEnd"/>
-      <w:r>
-        <w:t xml:space="preserve"> bežiaci v tomto module (za predpokladu, že ho nevolajú žiadne iné funkcie).</w:t>
-      </w:r>
-    </w:p>
-    <w:p>
-      <w:r>
-        <w:t xml:space="preserve">Na ukončenie hry sa používa </w:t>
-      </w:r>
-      <w:r>
-        <w:t>test</w:t>
-      </w:r>
-      <w:r>
-        <w:t>y.</w:t>
-      </w:r>
-    </w:p>
-    <w:p/>
-    <w:p>
-      <w:pPr>
-        <w:pStyle w:val="Nadpis2"/>
-      </w:pPr>
-      <w:r>
-        <w:t>Otázky na riešenie</w:t>
-      </w:r>
-      <w:r>
-        <w:t xml:space="preserve"> - </w:t>
-      </w:r>
-      <w:proofErr w:type="spellStart"/>
-      <w:r>
-        <w:t>Snake</w:t>
-      </w:r>
-      <w:proofErr w:type="spellEnd"/>
-      <w:r>
-        <w:t>.</w:t>
-      </w:r>
-    </w:p>
-    <w:p>
-      <w:r>
-        <w:t>Kontrola kolízie s </w:t>
-      </w:r>
-      <w:proofErr w:type="spellStart"/>
-      <w:r>
-        <w:t>hraniciami</w:t>
-      </w:r>
-      <w:proofErr w:type="spellEnd"/>
-      <w:r>
-        <w:t xml:space="preserve"> hracej plochy.</w:t>
-      </w:r>
-    </w:p>
-    <w:p>
-      <w:pPr>
-        <w:rPr>
-          <w:rFonts w:ascii="Courier New" w:hAnsi="Courier New" w:cs="Courier New"/>
-          <w:sz w:val="20"/>
-          <w:szCs w:val="20"/>
-        </w:rPr>
-      </w:pPr>
-      <w:r>
-        <w:rPr>
-          <w:rFonts w:ascii="Courier New" w:hAnsi="Courier New" w:cs="Courier New"/>
-          <w:sz w:val="20"/>
-          <w:szCs w:val="20"/>
-        </w:rPr>
-        <w:t xml:space="preserve">    </w:t>
-      </w:r>
-      <w:proofErr w:type="spellStart"/>
-      <w:r>
-        <w:rPr>
-          <w:rFonts w:ascii="Courier New" w:hAnsi="Courier New" w:cs="Courier New"/>
-          <w:sz w:val="20"/>
-          <w:szCs w:val="20"/>
-        </w:rPr>
-        <w:t>if</w:t>
-      </w:r>
-      <w:proofErr w:type="spellEnd"/>
-      <w:r>
-        <w:rPr>
-          <w:rFonts w:ascii="Courier New" w:hAnsi="Courier New" w:cs="Courier New"/>
-          <w:sz w:val="20"/>
-          <w:szCs w:val="20"/>
-        </w:rPr>
-        <w:t xml:space="preserve"> </w:t>
-      </w:r>
-      <w:proofErr w:type="spellStart"/>
-      <w:r>
-        <w:rPr>
-          <w:rFonts w:ascii="Courier New" w:hAnsi="Courier New" w:cs="Courier New"/>
-          <w:sz w:val="20"/>
-          <w:szCs w:val="20"/>
-        </w:rPr>
-        <w:t>snake_position</w:t>
-      </w:r>
-      <w:proofErr w:type="spellEnd"/>
-      <w:r>
-        <w:rPr>
-          <w:rFonts w:ascii="Courier New" w:hAnsi="Courier New" w:cs="Courier New"/>
-          <w:sz w:val="20"/>
-          <w:szCs w:val="20"/>
-        </w:rPr>
-        <w:t xml:space="preserve">[0] &lt; 0 or </w:t>
-      </w:r>
-      <w:proofErr w:type="spellStart"/>
-      <w:r>
-        <w:rPr>
-          <w:rFonts w:ascii="Courier New" w:hAnsi="Courier New" w:cs="Courier New"/>
-          <w:sz w:val="20"/>
-          <w:szCs w:val="20"/>
-        </w:rPr>
-        <w:t>snake_position</w:t>
-      </w:r>
-      <w:proofErr w:type="spellEnd"/>
-      <w:r>
-        <w:rPr>
-          <w:rFonts w:ascii="Courier New" w:hAnsi="Courier New" w:cs="Courier New"/>
-          <w:sz w:val="20"/>
-          <w:szCs w:val="20"/>
-        </w:rPr>
-        <w:t>[0] &gt; window_x-10:</w:t>
-      </w:r>
-    </w:p>
-    <w:p>
-      <w:pPr>
-        <w:rPr>
-          <w:rFonts w:ascii="Courier New" w:hAnsi="Courier New" w:cs="Courier New"/>
-          <w:sz w:val="20"/>
-          <w:szCs w:val="20"/>
-        </w:rPr>
-      </w:pPr>
-      <w:r>
-        <w:rPr>
-          <w:rFonts w:ascii="Courier New" w:hAnsi="Courier New" w:cs="Courier New"/>
-          <w:sz w:val="20"/>
-          <w:szCs w:val="20"/>
-        </w:rPr>
-        <w:t xml:space="preserve">        </w:t>
-      </w:r>
-      <w:proofErr w:type="spellStart"/>
-      <w:r>
-        <w:rPr>
-          <w:rFonts w:ascii="Courier New" w:hAnsi="Courier New" w:cs="Courier New"/>
-          <w:sz w:val="20"/>
-          <w:szCs w:val="20"/>
-        </w:rPr>
-        <w:t>game_over</w:t>
-      </w:r>
-      <w:proofErr w:type="spellEnd"/>
-      <w:r>
-        <w:rPr>
-          <w:rFonts w:ascii="Courier New" w:hAnsi="Courier New" w:cs="Courier New"/>
-          <w:sz w:val="20"/>
-          <w:szCs w:val="20"/>
-        </w:rPr>
-        <w:t>()</w:t>
-      </w:r>
-    </w:p>
-    <w:p>
-      <w:pPr>
-        <w:rPr>
-          <w:rFonts w:ascii="Courier New" w:hAnsi="Courier New" w:cs="Courier New"/>
-          <w:sz w:val="20"/>
-          <w:szCs w:val="20"/>
-        </w:rPr>
-      </w:pPr>
-      <w:r>
-        <w:rPr>
-          <w:rFonts w:ascii="Courier New" w:hAnsi="Courier New" w:cs="Courier New"/>
-          <w:sz w:val="20"/>
-          <w:szCs w:val="20"/>
-        </w:rPr>
-        <w:t xml:space="preserve">    </w:t>
-      </w:r>
-      <w:proofErr w:type="spellStart"/>
-      <w:r>
-        <w:rPr>
-          <w:rFonts w:ascii="Courier New" w:hAnsi="Courier New" w:cs="Courier New"/>
-          <w:sz w:val="20"/>
-          <w:szCs w:val="20"/>
-        </w:rPr>
-        <w:t>if</w:t>
-      </w:r>
-      <w:proofErr w:type="spellEnd"/>
-      <w:r>
-        <w:rPr>
-          <w:rFonts w:ascii="Courier New" w:hAnsi="Courier New" w:cs="Courier New"/>
-          <w:sz w:val="20"/>
-          <w:szCs w:val="20"/>
-        </w:rPr>
-        <w:t xml:space="preserve"> </w:t>
-      </w:r>
-      <w:proofErr w:type="spellStart"/>
-      <w:r>
-        <w:rPr>
-          <w:rFonts w:ascii="Courier New" w:hAnsi="Courier New" w:cs="Courier New"/>
-          <w:sz w:val="20"/>
-          <w:szCs w:val="20"/>
-        </w:rPr>
-        <w:t>snake_position</w:t>
-      </w:r>
-      <w:proofErr w:type="spellEnd"/>
-      <w:r>
-        <w:rPr>
-          <w:rFonts w:ascii="Courier New" w:hAnsi="Courier New" w:cs="Courier New"/>
-          <w:sz w:val="20"/>
-          <w:szCs w:val="20"/>
-        </w:rPr>
-        <w:t xml:space="preserve">[1] &lt; 0 or </w:t>
-      </w:r>
-      <w:proofErr w:type="spellStart"/>
-      <w:r>
-        <w:rPr>
-          <w:rFonts w:ascii="Courier New" w:hAnsi="Courier New" w:cs="Courier New"/>
-          <w:sz w:val="20"/>
-          <w:szCs w:val="20"/>
-        </w:rPr>
-        <w:t>snake_position</w:t>
-      </w:r>
-      <w:proofErr w:type="spellEnd"/>
-      <w:r>
-        <w:rPr>
-          <w:rFonts w:ascii="Courier New" w:hAnsi="Courier New" w:cs="Courier New"/>
-          <w:sz w:val="20"/>
-          <w:szCs w:val="20"/>
-        </w:rPr>
-        <w:t>[1] &gt; window_y-10:</w:t>
-      </w:r>
-    </w:p>
-    <w:p>
-      <w:pPr>
-        <w:rPr>
-          <w:rFonts w:ascii="Courier New" w:hAnsi="Courier New" w:cs="Courier New"/>
-          <w:sz w:val="20"/>
-          <w:szCs w:val="20"/>
-        </w:rPr>
-      </w:pPr>
-      <w:r>
-        <w:rPr>
-          <w:rFonts w:ascii="Courier New" w:hAnsi="Courier New" w:cs="Courier New"/>
-          <w:sz w:val="20"/>
-          <w:szCs w:val="20"/>
-        </w:rPr>
-        <w:t xml:space="preserve">        </w:t>
-      </w:r>
-      <w:proofErr w:type="spellStart"/>
-      <w:r>
-        <w:rPr>
-          <w:rFonts w:ascii="Courier New" w:hAnsi="Courier New" w:cs="Courier New"/>
-          <w:sz w:val="20"/>
-          <w:szCs w:val="20"/>
-        </w:rPr>
-        <w:t>game_over</w:t>
-      </w:r>
-      <w:proofErr w:type="spellEnd"/>
-      <w:r>
-        <w:rPr>
-          <w:rFonts w:ascii="Courier New" w:hAnsi="Courier New" w:cs="Courier New"/>
-          <w:sz w:val="20"/>
-          <w:szCs w:val="20"/>
-        </w:rPr>
-        <w:t>()</w:t>
+      <w:r>
+        <w:t>Kontrola kolízie s hraniciami hracej plochy.</w:t>
+      </w:r>
+    </w:p>
+    <w:p>
+      <w:pPr>
+        <w:rPr>
+          <w:rFonts w:ascii="Courier New" w:hAnsi="Courier New" w:cs="Courier New"/>
+          <w:sz w:val="20"/>
+          <w:szCs w:val="20"/>
+        </w:rPr>
+      </w:pPr>
+      <w:r>
+        <w:rPr>
+          <w:rFonts w:ascii="Courier New" w:hAnsi="Courier New" w:cs="Courier New"/>
+          <w:sz w:val="20"/>
+          <w:szCs w:val="20"/>
+        </w:rPr>
+        <w:t xml:space="preserve">    if snake_position[0] &lt; 0 or snake_position[0] &gt; window_x-10:</w:t>
+      </w:r>
+    </w:p>
+    <w:p>
+      <w:pPr>
+        <w:rPr>
+          <w:rFonts w:ascii="Courier New" w:hAnsi="Courier New" w:cs="Courier New"/>
+          <w:sz w:val="20"/>
+          <w:szCs w:val="20"/>
+        </w:rPr>
+      </w:pPr>
+      <w:r>
+        <w:rPr>
+          <w:rFonts w:ascii="Courier New" w:hAnsi="Courier New" w:cs="Courier New"/>
+          <w:sz w:val="20"/>
+          <w:szCs w:val="20"/>
+        </w:rPr>
+        <w:t xml:space="preserve">        game_over()</w:t>
+      </w:r>
+    </w:p>
+    <w:p>
+      <w:pPr>
+        <w:rPr>
+          <w:rFonts w:ascii="Courier New" w:hAnsi="Courier New" w:cs="Courier New"/>
+          <w:sz w:val="20"/>
+          <w:szCs w:val="20"/>
+        </w:rPr>
+      </w:pPr>
+      <w:r>
+        <w:rPr>
+          <w:rFonts w:ascii="Courier New" w:hAnsi="Courier New" w:cs="Courier New"/>
+          <w:sz w:val="20"/>
+          <w:szCs w:val="20"/>
+        </w:rPr>
+        <w:t xml:space="preserve">    if snake_position[1] &lt; 0 or snake_position[1] &gt; window_y-10:</w:t>
+      </w:r>
+    </w:p>
+    <w:p>
+      <w:pPr>
+        <w:rPr>
+          <w:rFonts w:ascii="Courier New" w:hAnsi="Courier New" w:cs="Courier New"/>
+          <w:sz w:val="20"/>
+          <w:szCs w:val="20"/>
+        </w:rPr>
+      </w:pPr>
+      <w:r>
+        <w:rPr>
+          <w:rFonts w:ascii="Courier New" w:hAnsi="Courier New" w:cs="Courier New"/>
+          <w:sz w:val="20"/>
+          <w:szCs w:val="20"/>
+        </w:rPr>
+        <w:t xml:space="preserve">        game_over()</w:t>
       </w:r>
     </w:p>
     <w:p>
@@ -770,7 +448,6 @@
           <w:szCs w:val="20"/>
         </w:rPr>
       </w:pPr>
-      <w:proofErr w:type="spellStart"/>
       <w:r>
         <w:rPr>
           <w:rFonts w:ascii="Courier New" w:hAnsi="Courier New" w:cs="Courier New"/>
@@ -779,441 +456,428 @@
           <w:sz w:val="20"/>
           <w:szCs w:val="20"/>
         </w:rPr>
-        <w:t>snake_body.insert</w:t>
-      </w:r>
-      <w:proofErr w:type="spellEnd"/>
-      <w:r>
-        <w:rPr>
-          <w:rFonts w:ascii="Courier New" w:hAnsi="Courier New" w:cs="Courier New"/>
+        <w:t>snake_body.insert(0, list(snake_position))</w:t>
+      </w:r>
+    </w:p>
+    <w:p>
+      <w:pPr>
+        <w:rPr>
+          <w:rFonts w:ascii="Courier New" w:hAnsi="Courier New" w:cs="Courier New"/>
+          <w:sz w:val="20"/>
+          <w:szCs w:val="20"/>
+        </w:rPr>
+      </w:pPr>
+      <w:r>
+        <w:rPr>
+          <w:rFonts w:ascii="Courier New" w:hAnsi="Courier New" w:cs="Courier New"/>
+          <w:sz w:val="20"/>
+          <w:szCs w:val="20"/>
+        </w:rPr>
+        <w:t>if snake_position[0] == fruit_position[0] and snake_position[1] == fruit_position[1]:</w:t>
+      </w:r>
+    </w:p>
+    <w:p>
+      <w:pPr>
+        <w:ind w:firstLine="708"/>
+        <w:rPr>
+          <w:rFonts w:ascii="Courier New" w:hAnsi="Courier New" w:cs="Courier New"/>
+          <w:sz w:val="20"/>
+          <w:szCs w:val="20"/>
+        </w:rPr>
+      </w:pPr>
+      <w:r>
+        <w:rPr>
+          <w:rFonts w:ascii="Courier New" w:hAnsi="Courier New" w:cs="Courier New"/>
+          <w:sz w:val="20"/>
+          <w:szCs w:val="20"/>
+        </w:rPr>
+        <w:t>score += 10</w:t>
+      </w:r>
+    </w:p>
+    <w:p>
+      <w:pPr>
+        <w:ind w:firstLine="708"/>
+        <w:rPr>
+          <w:rFonts w:ascii="Courier New" w:hAnsi="Courier New" w:cs="Courier New"/>
+          <w:sz w:val="20"/>
+          <w:szCs w:val="20"/>
+        </w:rPr>
+      </w:pPr>
+      <w:r>
+        <w:rPr>
+          <w:rFonts w:ascii="Courier New" w:hAnsi="Courier New" w:cs="Courier New"/>
+          <w:sz w:val="20"/>
+          <w:szCs w:val="20"/>
+        </w:rPr>
+        <w:t>fruit_spawn = False</w:t>
+      </w:r>
+    </w:p>
+    <w:p>
+      <w:pPr>
+        <w:rPr>
+          <w:rFonts w:ascii="Courier New" w:hAnsi="Courier New" w:cs="Courier New"/>
+          <w:sz w:val="20"/>
+          <w:szCs w:val="20"/>
+        </w:rPr>
+      </w:pPr>
+      <w:r>
+        <w:rPr>
+          <w:rFonts w:ascii="Courier New" w:hAnsi="Courier New" w:cs="Courier New"/>
+          <w:sz w:val="20"/>
+          <w:szCs w:val="20"/>
+        </w:rPr>
+        <w:t>else:</w:t>
+      </w:r>
+    </w:p>
+    <w:p>
+      <w:pPr>
+        <w:ind w:firstLine="708"/>
+        <w:rPr>
+          <w:rFonts w:ascii="Courier New" w:hAnsi="Courier New" w:cs="Courier New"/>
+          <w:sz w:val="20"/>
+          <w:szCs w:val="20"/>
+        </w:rPr>
+      </w:pPr>
+      <w:r>
+        <w:rPr>
+          <w:rFonts w:ascii="Courier New" w:hAnsi="Courier New" w:cs="Courier New"/>
+          <w:sz w:val="20"/>
+          <w:szCs w:val="20"/>
+        </w:rPr>
+        <w:t>snake_body.pop()</w:t>
+      </w:r>
+    </w:p>
+    <w:p>
+      <w:r>
+        <w:t xml:space="preserve">( ak pozícia hadíka </w:t>
+      </w:r>
+      <w:bookmarkStart w:id="0" w:name="_Hlk199604053"/>
+      <w:r>
+        <w:t xml:space="preserve">x-ová súradnica </w:t>
+      </w:r>
+      <w:bookmarkStart w:id="1" w:name="_Hlk199844727"/>
+      <w:bookmarkEnd w:id="0"/>
+      <w:r>
+        <w:rPr>
           <w:b/>
           <w:bCs/>
-          <w:sz w:val="20"/>
-          <w:szCs w:val="20"/>
-        </w:rPr>
-        <w:t>(0, list(</w:t>
-      </w:r>
-      <w:proofErr w:type="spellStart"/>
-      <w:r>
-        <w:rPr>
-          <w:rFonts w:ascii="Courier New" w:hAnsi="Courier New" w:cs="Courier New"/>
+        </w:rPr>
+        <w:t>snake_position[</w:t>
+      </w:r>
+      <w:bookmarkEnd w:id="1"/>
+      <w:r>
+        <w:rPr>
           <w:b/>
           <w:bCs/>
-          <w:sz w:val="20"/>
-          <w:szCs w:val="20"/>
-        </w:rPr>
-        <w:t>snake_position</w:t>
-      </w:r>
-      <w:proofErr w:type="spellEnd"/>
-      <w:r>
-        <w:rPr>
-          <w:rFonts w:ascii="Courier New" w:hAnsi="Courier New" w:cs="Courier New"/>
+        </w:rPr>
+        <w:t>0]</w:t>
+      </w:r>
+      <w:r>
+        <w:rPr>
           <w:b/>
           <w:bCs/>
-          <w:sz w:val="20"/>
-          <w:szCs w:val="20"/>
-        </w:rPr>
-        <w:t>))</w:t>
-      </w:r>
-    </w:p>
-    <w:p>
-      <w:pPr>
-        <w:rPr>
-          <w:rFonts w:ascii="Courier New" w:hAnsi="Courier New" w:cs="Courier New"/>
-          <w:sz w:val="20"/>
-          <w:szCs w:val="20"/>
-        </w:rPr>
-      </w:pPr>
-      <w:proofErr w:type="spellStart"/>
-      <w:r>
-        <w:rPr>
-          <w:rFonts w:ascii="Courier New" w:hAnsi="Courier New" w:cs="Courier New"/>
-          <w:sz w:val="20"/>
-          <w:szCs w:val="20"/>
-        </w:rPr>
-        <w:t>if</w:t>
-      </w:r>
-      <w:proofErr w:type="spellEnd"/>
-      <w:r>
-        <w:rPr>
-          <w:rFonts w:ascii="Courier New" w:hAnsi="Courier New" w:cs="Courier New"/>
-          <w:sz w:val="20"/>
-          <w:szCs w:val="20"/>
         </w:rPr>
         <w:t xml:space="preserve"> </w:t>
       </w:r>
-      <w:proofErr w:type="spellStart"/>
-      <w:r>
-        <w:rPr>
-          <w:rFonts w:ascii="Courier New" w:hAnsi="Courier New" w:cs="Courier New"/>
-          <w:sz w:val="20"/>
-          <w:szCs w:val="20"/>
-        </w:rPr>
-        <w:t>snake_position</w:t>
-      </w:r>
-      <w:proofErr w:type="spellEnd"/>
-      <w:r>
-        <w:rPr>
-          <w:rFonts w:ascii="Courier New" w:hAnsi="Courier New" w:cs="Courier New"/>
-          <w:sz w:val="20"/>
-          <w:szCs w:val="20"/>
-        </w:rPr>
-        <w:t xml:space="preserve">[0] == </w:t>
-      </w:r>
-      <w:proofErr w:type="spellStart"/>
-      <w:r>
-        <w:rPr>
-          <w:rFonts w:ascii="Courier New" w:hAnsi="Courier New" w:cs="Courier New"/>
-          <w:sz w:val="20"/>
-          <w:szCs w:val="20"/>
-        </w:rPr>
-        <w:t>fruit_position</w:t>
-      </w:r>
-      <w:proofErr w:type="spellEnd"/>
-      <w:r>
-        <w:rPr>
-          <w:rFonts w:ascii="Courier New" w:hAnsi="Courier New" w:cs="Courier New"/>
-          <w:sz w:val="20"/>
-          <w:szCs w:val="20"/>
-        </w:rPr>
-        <w:t xml:space="preserve">[0] and </w:t>
-      </w:r>
-      <w:proofErr w:type="spellStart"/>
-      <w:r>
-        <w:rPr>
-          <w:rFonts w:ascii="Courier New" w:hAnsi="Courier New" w:cs="Courier New"/>
-          <w:sz w:val="20"/>
-          <w:szCs w:val="20"/>
-        </w:rPr>
-        <w:t>snake_position</w:t>
-      </w:r>
-      <w:proofErr w:type="spellEnd"/>
-      <w:r>
-        <w:rPr>
-          <w:rFonts w:ascii="Courier New" w:hAnsi="Courier New" w:cs="Courier New"/>
-          <w:sz w:val="20"/>
-          <w:szCs w:val="20"/>
-        </w:rPr>
-        <w:t xml:space="preserve">[1] == </w:t>
-      </w:r>
-      <w:proofErr w:type="spellStart"/>
-      <w:r>
-        <w:rPr>
-          <w:rFonts w:ascii="Courier New" w:hAnsi="Courier New" w:cs="Courier New"/>
-          <w:sz w:val="20"/>
-          <w:szCs w:val="20"/>
-        </w:rPr>
-        <w:t>fruit_position</w:t>
-      </w:r>
-      <w:proofErr w:type="spellEnd"/>
-      <w:r>
-        <w:rPr>
-          <w:rFonts w:ascii="Courier New" w:hAnsi="Courier New" w:cs="Courier New"/>
-          <w:sz w:val="20"/>
-          <w:szCs w:val="20"/>
-        </w:rPr>
-        <w:t>[1]:</w:t>
-      </w:r>
-    </w:p>
-    <w:p>
-      <w:pPr>
-        <w:ind w:firstLine="708"/>
-        <w:rPr>
-          <w:rFonts w:ascii="Courier New" w:hAnsi="Courier New" w:cs="Courier New"/>
-          <w:sz w:val="20"/>
-          <w:szCs w:val="20"/>
-        </w:rPr>
-      </w:pPr>
-      <w:proofErr w:type="spellStart"/>
-      <w:r>
-        <w:rPr>
-          <w:rFonts w:ascii="Courier New" w:hAnsi="Courier New" w:cs="Courier New"/>
-          <w:sz w:val="20"/>
-          <w:szCs w:val="20"/>
-        </w:rPr>
-        <w:t>score</w:t>
-      </w:r>
-      <w:proofErr w:type="spellEnd"/>
-      <w:r>
-        <w:rPr>
-          <w:rFonts w:ascii="Courier New" w:hAnsi="Courier New" w:cs="Courier New"/>
-          <w:sz w:val="20"/>
-          <w:szCs w:val="20"/>
-        </w:rPr>
-        <w:t xml:space="preserve"> += 10</w:t>
-      </w:r>
-    </w:p>
-    <w:p>
-      <w:pPr>
-        <w:ind w:firstLine="708"/>
-        <w:rPr>
-          <w:rFonts w:ascii="Courier New" w:hAnsi="Courier New" w:cs="Courier New"/>
-          <w:sz w:val="20"/>
-          <w:szCs w:val="20"/>
-        </w:rPr>
-      </w:pPr>
-      <w:proofErr w:type="spellStart"/>
-      <w:r>
-        <w:rPr>
-          <w:rFonts w:ascii="Courier New" w:hAnsi="Courier New" w:cs="Courier New"/>
-          <w:sz w:val="20"/>
-          <w:szCs w:val="20"/>
-        </w:rPr>
-        <w:t>fruit_spawn</w:t>
-      </w:r>
-      <w:proofErr w:type="spellEnd"/>
-      <w:r>
-        <w:rPr>
-          <w:rFonts w:ascii="Courier New" w:hAnsi="Courier New" w:cs="Courier New"/>
-          <w:sz w:val="20"/>
-          <w:szCs w:val="20"/>
-        </w:rPr>
-        <w:t xml:space="preserve"> = </w:t>
-      </w:r>
-      <w:proofErr w:type="spellStart"/>
-      <w:r>
-        <w:rPr>
-          <w:rFonts w:ascii="Courier New" w:hAnsi="Courier New" w:cs="Courier New"/>
-          <w:sz w:val="20"/>
-          <w:szCs w:val="20"/>
-        </w:rPr>
-        <w:t>False</w:t>
-      </w:r>
-      <w:proofErr w:type="spellEnd"/>
-    </w:p>
-    <w:p>
-      <w:pPr>
-        <w:rPr>
-          <w:rFonts w:ascii="Courier New" w:hAnsi="Courier New" w:cs="Courier New"/>
-          <w:sz w:val="20"/>
-          <w:szCs w:val="20"/>
-        </w:rPr>
-      </w:pPr>
-      <w:proofErr w:type="spellStart"/>
-      <w:r>
-        <w:rPr>
-          <w:rFonts w:ascii="Courier New" w:hAnsi="Courier New" w:cs="Courier New"/>
-          <w:sz w:val="20"/>
-          <w:szCs w:val="20"/>
-        </w:rPr>
-        <w:t>else</w:t>
-      </w:r>
-      <w:proofErr w:type="spellEnd"/>
-      <w:r>
-        <w:rPr>
-          <w:rFonts w:ascii="Courier New" w:hAnsi="Courier New" w:cs="Courier New"/>
-          <w:sz w:val="20"/>
-          <w:szCs w:val="20"/>
-        </w:rPr>
-        <w:t>:</w:t>
-      </w:r>
-    </w:p>
-    <w:p>
-      <w:pPr>
-        <w:ind w:firstLine="708"/>
-        <w:rPr>
-          <w:rFonts w:ascii="Courier New" w:hAnsi="Courier New" w:cs="Courier New"/>
-          <w:sz w:val="20"/>
-          <w:szCs w:val="20"/>
-        </w:rPr>
-      </w:pPr>
-      <w:proofErr w:type="spellStart"/>
-      <w:r>
-        <w:rPr>
-          <w:rFonts w:ascii="Courier New" w:hAnsi="Courier New" w:cs="Courier New"/>
-          <w:sz w:val="20"/>
-          <w:szCs w:val="20"/>
-        </w:rPr>
-        <w:t>snake_body.pop</w:t>
-      </w:r>
-      <w:proofErr w:type="spellEnd"/>
-      <w:r>
-        <w:rPr>
-          <w:rFonts w:ascii="Courier New" w:hAnsi="Courier New" w:cs="Courier New"/>
-          <w:sz w:val="20"/>
-          <w:szCs w:val="20"/>
-        </w:rPr>
-        <w:t>()</w:t>
-      </w:r>
-    </w:p>
-    <w:p>
-      <w:r>
-        <w:t xml:space="preserve">( ak pozícia hadíka </w:t>
-      </w:r>
-      <w:bookmarkStart w:id="0" w:name="_Hlk199604053"/>
-      <w:r>
-        <w:t>x-</w:t>
-      </w:r>
-      <w:proofErr w:type="spellStart"/>
-      <w:r>
-        <w:t>ová</w:t>
-      </w:r>
-      <w:proofErr w:type="spellEnd"/>
-      <w:r>
-        <w:t xml:space="preserve"> súradnica </w:t>
-      </w:r>
-      <w:bookmarkStart w:id="1" w:name="_Hlk199844727"/>
-      <w:bookmarkEnd w:id="0"/>
-      <w:proofErr w:type="spellStart"/>
+      <w:r>
+        <w:t xml:space="preserve">je rovná </w:t>
+      </w:r>
+      <w:r>
+        <w:t>x-ov</w:t>
+      </w:r>
+      <w:r>
+        <w:t>ej</w:t>
+      </w:r>
+      <w:r>
+        <w:t xml:space="preserve"> súradnic</w:t>
+      </w:r>
+      <w:r>
+        <w:t xml:space="preserve">i ovocia </w:t>
+      </w:r>
       <w:r>
         <w:rPr>
           <w:b/>
           <w:bCs/>
         </w:rPr>
-        <w:t>snake_position</w:t>
-      </w:r>
-      <w:proofErr w:type="spellEnd"/>
+        <w:t>fruit_position[0]</w:t>
+      </w:r>
+      <w:r>
+        <w:t xml:space="preserve"> a (and) to isté platí pre y-ové súradnice.)</w:t>
+      </w:r>
+    </w:p>
+    <w:p/>
+    <w:p>
+      <w:r>
+        <w:lastRenderedPageBreak/>
+        <w:t>Ako zistiť, že hlava hadíka narazila do tela ?</w:t>
+      </w:r>
+    </w:p>
+    <w:p>
+      <w:pPr>
+        <w:rPr>
+          <w:rFonts w:ascii="Courier New" w:hAnsi="Courier New" w:cs="Courier New"/>
+          <w:sz w:val="20"/>
+          <w:szCs w:val="20"/>
+        </w:rPr>
+      </w:pPr>
+      <w:r>
+        <w:rPr>
+          <w:rFonts w:ascii="Courier New" w:hAnsi="Courier New" w:cs="Courier New"/>
+          <w:sz w:val="20"/>
+          <w:szCs w:val="20"/>
+        </w:rPr>
+        <w:t># Dotyk tela hada</w:t>
+      </w:r>
+    </w:p>
+    <w:p>
+      <w:pPr>
+        <w:rPr>
+          <w:rFonts w:ascii="Courier New" w:hAnsi="Courier New" w:cs="Courier New"/>
+          <w:sz w:val="20"/>
+          <w:szCs w:val="20"/>
+        </w:rPr>
+      </w:pPr>
+      <w:r>
+        <w:rPr>
+          <w:rFonts w:ascii="Courier New" w:hAnsi="Courier New" w:cs="Courier New"/>
+          <w:sz w:val="20"/>
+          <w:szCs w:val="20"/>
+        </w:rPr>
+        <w:t xml:space="preserve">for block in </w:t>
+      </w:r>
+      <w:bookmarkStart w:id="2" w:name="_Hlk199844971"/>
+      <w:r>
+        <w:rPr>
+          <w:rFonts w:ascii="Courier New" w:hAnsi="Courier New" w:cs="Courier New"/>
+          <w:sz w:val="20"/>
+          <w:szCs w:val="20"/>
+        </w:rPr>
+        <w:t>snake_body</w:t>
+      </w:r>
+      <w:bookmarkEnd w:id="2"/>
+      <w:r>
+        <w:rPr>
+          <w:rFonts w:ascii="Courier New" w:hAnsi="Courier New" w:cs="Courier New"/>
+          <w:sz w:val="20"/>
+          <w:szCs w:val="20"/>
+        </w:rPr>
+        <w:t>[1:]:</w:t>
+      </w:r>
+    </w:p>
+    <w:p>
+      <w:pPr>
+        <w:ind w:firstLine="708"/>
+        <w:rPr>
+          <w:rFonts w:ascii="Courier New" w:hAnsi="Courier New" w:cs="Courier New"/>
+          <w:sz w:val="20"/>
+          <w:szCs w:val="20"/>
+        </w:rPr>
+      </w:pPr>
+      <w:r>
+        <w:rPr>
+          <w:rFonts w:ascii="Courier New" w:hAnsi="Courier New" w:cs="Courier New"/>
+          <w:sz w:val="20"/>
+          <w:szCs w:val="20"/>
+        </w:rPr>
+        <w:t>if snake_position[0] == block[0] and snake_position[1] == block[1]:</w:t>
+      </w:r>
+    </w:p>
+    <w:p>
+      <w:pPr>
+        <w:ind w:left="708" w:firstLine="708"/>
+        <w:rPr>
+          <w:rFonts w:ascii="Courier New" w:hAnsi="Courier New" w:cs="Courier New"/>
+          <w:sz w:val="20"/>
+          <w:szCs w:val="20"/>
+        </w:rPr>
+      </w:pPr>
+      <w:r>
+        <w:rPr>
+          <w:rFonts w:ascii="Courier New" w:hAnsi="Courier New" w:cs="Courier New"/>
+          <w:sz w:val="20"/>
+          <w:szCs w:val="20"/>
+        </w:rPr>
+        <w:t>game_over()</w:t>
+      </w:r>
+    </w:p>
+    <w:p>
+      <w:r>
+        <w:t xml:space="preserve">Premenná </w:t>
+      </w:r>
       <w:r>
         <w:rPr>
           <w:b/>
           <w:bCs/>
         </w:rPr>
-        <w:t>[</w:t>
-      </w:r>
-      <w:bookmarkEnd w:id="1"/>
+        <w:t>snake_position</w:t>
+      </w:r>
+      <w:r>
+        <w:t xml:space="preserve"> je hlava hadíka a kontroluje, či jej súradnice sú rovné </w:t>
+      </w:r>
+      <w:r>
+        <w:t xml:space="preserve">blokom z premennej </w:t>
+      </w:r>
       <w:r>
         <w:rPr>
           <w:b/>
           <w:bCs/>
         </w:rPr>
-        <w:t>0]</w:t>
-      </w:r>
-      <w:r>
-        <w:rPr>
-          <w:b/>
-          <w:bCs/>
-        </w:rPr>
+        <w:t>snake_body</w:t>
+      </w:r>
+      <w:r>
+        <w:t xml:space="preserve">, pričom prvý block tela hadíka je hlava teda </w:t>
+      </w:r>
+    </w:p>
+    <w:p/>
+    <w:p>
+      <w:r>
+        <w:t>10.6.2025</w:t>
+      </w:r>
+    </w:p>
+    <w:p>
+      <w:r>
+        <w:t xml:space="preserve">V </w:t>
+      </w:r>
+      <w:r>
+        <w:t xml:space="preserve">časti kódu kde sa podarí </w:t>
+      </w:r>
+      <w:r>
+        <w:t>hadí</w:t>
+      </w:r>
+      <w:r>
+        <w:t xml:space="preserve">kovi zjesť ovocie a teda okrem pridania novej hlavy </w:t>
+      </w:r>
+    </w:p>
+    <w:p>
+      <w:pPr>
+        <w:rPr>
+          <w:rFonts w:ascii="Courier New" w:hAnsi="Courier New" w:cs="Courier New"/>
+          <w:sz w:val="20"/>
+          <w:szCs w:val="20"/>
+        </w:rPr>
+      </w:pPr>
+      <w:r>
+        <w:rPr>
+          <w:rFonts w:ascii="Courier New" w:hAnsi="Courier New" w:cs="Courier New"/>
+          <w:sz w:val="20"/>
+          <w:szCs w:val="20"/>
+        </w:rPr>
+        <w:t>snake_body.insert(0, list(snake_position))</w:t>
+      </w:r>
+    </w:p>
+    <w:p>
+      <w:r>
+        <w:t>sa navýši skóre o</w:t>
+      </w:r>
+      <w:r>
+        <w:t> </w:t>
+      </w:r>
+      <w:r>
+        <w:t>10</w:t>
+      </w:r>
+      <w:r>
+        <w:t>.</w:t>
+      </w:r>
+      <w:r>
+        <w:t xml:space="preserve"> Základná hodnota premennej je nula.</w:t>
+      </w:r>
+    </w:p>
+    <w:p>
+      <w:pPr>
+        <w:rPr>
+          <w:rFonts w:ascii="Courier New" w:hAnsi="Courier New" w:cs="Courier New"/>
+          <w:sz w:val="20"/>
+          <w:szCs w:val="20"/>
+        </w:rPr>
+      </w:pPr>
+      <w:r>
+        <w:rPr>
+          <w:rFonts w:ascii="Courier New" w:hAnsi="Courier New" w:cs="Courier New"/>
+          <w:sz w:val="20"/>
+          <w:szCs w:val="20"/>
+        </w:rPr>
+        <w:t>score += 10</w:t>
+      </w:r>
+    </w:p>
+    <w:p/>
+    <w:p>
+      <w:r>
+        <w:t xml:space="preserve">Keďže bolo zjedené </w:t>
+      </w:r>
+      <w:r>
+        <w:t xml:space="preserve">ovocie zmení sa logická hodnota premennej pre zmenu pohybu a vygenerovania nového ovocia na </w:t>
+      </w:r>
+      <w:r>
+        <w:t>nepravda.</w:t>
+      </w:r>
+    </w:p>
+    <w:p>
+      <w:pPr>
+        <w:rPr>
+          <w:rFonts w:ascii="Courier New" w:hAnsi="Courier New" w:cs="Courier New"/>
+          <w:sz w:val="20"/>
+          <w:szCs w:val="20"/>
+        </w:rPr>
+      </w:pPr>
+      <w:r>
+        <w:rPr>
+          <w:rFonts w:ascii="Courier New" w:hAnsi="Courier New" w:cs="Courier New"/>
+          <w:sz w:val="20"/>
+          <w:szCs w:val="20"/>
+        </w:rPr>
+        <w:t>fruit_spawn = False</w:t>
+      </w:r>
+    </w:p>
+    <w:p/>
+    <w:p>
+      <w:r>
+        <w:t xml:space="preserve">Text vykresľuje premenná </w:t>
+      </w:r>
+      <w:r>
+        <w:t>game_over_surface</w:t>
+      </w:r>
+      <w:r>
         <w:t xml:space="preserve"> </w:t>
       </w:r>
-      <w:r>
-        <w:t xml:space="preserve">je rovná </w:t>
-      </w:r>
-      <w:r>
-        <w:t>x-ov</w:t>
-      </w:r>
-      <w:r>
-        <w:t>ej</w:t>
-      </w:r>
-      <w:r>
-        <w:t xml:space="preserve"> súradnic</w:t>
-      </w:r>
-      <w:r>
-        <w:t xml:space="preserve">i ovocia </w:t>
-      </w:r>
-      <w:proofErr w:type="spellStart"/>
-      <w:r>
-        <w:rPr>
-          <w:b/>
-          <w:bCs/>
-        </w:rPr>
-        <w:t>fruit_position</w:t>
-      </w:r>
-      <w:proofErr w:type="spellEnd"/>
-      <w:r>
-        <w:rPr>
-          <w:b/>
-          <w:bCs/>
-        </w:rPr>
-        <w:t>[0]</w:t>
-      </w:r>
-      <w:r>
-        <w:t xml:space="preserve"> a (and) to isté platí pre y-</w:t>
-      </w:r>
-      <w:proofErr w:type="spellStart"/>
-      <w:r>
-        <w:t>ové</w:t>
-      </w:r>
-      <w:proofErr w:type="spellEnd"/>
-      <w:r>
-        <w:t xml:space="preserve"> súradnice.)</w:t>
-      </w:r>
     </w:p>
     <w:p/>
     <w:p>
       <w:r>
-        <w:lastRenderedPageBreak/>
-        <w:t>Ako zistiť, že hlava hadíka narazila do tela ?</w:t>
-      </w:r>
-    </w:p>
-    <w:p>
-      <w:pPr>
-        <w:rPr>
-          <w:rFonts w:ascii="Courier New" w:hAnsi="Courier New" w:cs="Courier New"/>
-          <w:sz w:val="20"/>
-          <w:szCs w:val="20"/>
-        </w:rPr>
-      </w:pPr>
-      <w:r>
-        <w:rPr>
-          <w:rFonts w:ascii="Courier New" w:hAnsi="Courier New" w:cs="Courier New"/>
-          <w:sz w:val="20"/>
-          <w:szCs w:val="20"/>
-        </w:rPr>
-        <w:t># Dotyk tela hada</w:t>
-      </w:r>
-    </w:p>
-    <w:p>
-      <w:pPr>
-        <w:rPr>
-          <w:rFonts w:ascii="Courier New" w:hAnsi="Courier New" w:cs="Courier New"/>
-          <w:sz w:val="20"/>
-          <w:szCs w:val="20"/>
-        </w:rPr>
-      </w:pPr>
-      <w:proofErr w:type="spellStart"/>
-      <w:r>
-        <w:rPr>
-          <w:rFonts w:ascii="Courier New" w:hAnsi="Courier New" w:cs="Courier New"/>
-          <w:sz w:val="20"/>
-          <w:szCs w:val="20"/>
-        </w:rPr>
-        <w:t>for</w:t>
-      </w:r>
-      <w:proofErr w:type="spellEnd"/>
-      <w:r>
-        <w:rPr>
-          <w:rFonts w:ascii="Courier New" w:hAnsi="Courier New" w:cs="Courier New"/>
-          <w:sz w:val="20"/>
-          <w:szCs w:val="20"/>
-        </w:rPr>
-        <w:t xml:space="preserve"> </w:t>
-      </w:r>
-      <w:proofErr w:type="spellStart"/>
-      <w:r>
-        <w:rPr>
-          <w:rFonts w:ascii="Courier New" w:hAnsi="Courier New" w:cs="Courier New"/>
-          <w:sz w:val="20"/>
-          <w:szCs w:val="20"/>
-        </w:rPr>
-        <w:t>block</w:t>
-      </w:r>
-      <w:proofErr w:type="spellEnd"/>
-      <w:r>
-        <w:rPr>
-          <w:rFonts w:ascii="Courier New" w:hAnsi="Courier New" w:cs="Courier New"/>
-          <w:sz w:val="20"/>
-          <w:szCs w:val="20"/>
-        </w:rPr>
-        <w:t xml:space="preserve"> in </w:t>
-      </w:r>
-      <w:bookmarkStart w:id="2" w:name="_Hlk199844971"/>
-      <w:proofErr w:type="spellStart"/>
-      <w:r>
-        <w:rPr>
-          <w:rFonts w:ascii="Courier New" w:hAnsi="Courier New" w:cs="Courier New"/>
-          <w:sz w:val="20"/>
-          <w:szCs w:val="20"/>
-        </w:rPr>
-        <w:t>snake_body</w:t>
-      </w:r>
-      <w:bookmarkEnd w:id="2"/>
-      <w:proofErr w:type="spellEnd"/>
-      <w:r>
-        <w:rPr>
-          <w:rFonts w:ascii="Courier New" w:hAnsi="Courier New" w:cs="Courier New"/>
-          <w:sz w:val="20"/>
-          <w:szCs w:val="20"/>
-        </w:rPr>
-        <w:t>[1:]:</w:t>
+        <w:t>Skóre:</w:t>
+      </w:r>
+    </w:p>
+    <w:p>
+      <w:pPr>
+        <w:rPr>
+          <w:rFonts w:ascii="Courier New" w:hAnsi="Courier New" w:cs="Courier New"/>
+          <w:sz w:val="20"/>
+          <w:szCs w:val="20"/>
+        </w:rPr>
+      </w:pPr>
+      <w:r>
+        <w:rPr>
+          <w:rFonts w:ascii="Courier New" w:hAnsi="Courier New" w:cs="Courier New"/>
+          <w:sz w:val="20"/>
+          <w:szCs w:val="20"/>
+        </w:rPr>
+        <w:t>def show_score(choice, color, font, size):</w:t>
+      </w:r>
+    </w:p>
+    <w:p>
+      <w:pPr>
+        <w:rPr>
+          <w:rFonts w:ascii="Courier New" w:hAnsi="Courier New" w:cs="Courier New"/>
+          <w:sz w:val="20"/>
+          <w:szCs w:val="20"/>
+        </w:rPr>
+      </w:pPr>
+      <w:r>
+        <w:rPr>
+          <w:rFonts w:ascii="Courier New" w:hAnsi="Courier New" w:cs="Courier New"/>
+          <w:sz w:val="20"/>
+          <w:szCs w:val="20"/>
+        </w:rPr>
+        <w:t># creating font object score_font</w:t>
       </w:r>
     </w:p>
     <w:p>
@@ -1225,1117 +889,161 @@
           <w:szCs w:val="20"/>
         </w:rPr>
       </w:pPr>
-      <w:proofErr w:type="spellStart"/>
-      <w:r>
-        <w:rPr>
-          <w:rFonts w:ascii="Courier New" w:hAnsi="Courier New" w:cs="Courier New"/>
-          <w:sz w:val="20"/>
-          <w:szCs w:val="20"/>
-        </w:rPr>
-        <w:t>if</w:t>
-      </w:r>
-      <w:proofErr w:type="spellEnd"/>
-      <w:r>
-        <w:rPr>
-          <w:rFonts w:ascii="Courier New" w:hAnsi="Courier New" w:cs="Courier New"/>
-          <w:sz w:val="20"/>
-          <w:szCs w:val="20"/>
-        </w:rPr>
-        <w:t xml:space="preserve"> </w:t>
-      </w:r>
-      <w:proofErr w:type="spellStart"/>
-      <w:r>
-        <w:rPr>
-          <w:rFonts w:ascii="Courier New" w:hAnsi="Courier New" w:cs="Courier New"/>
-          <w:sz w:val="20"/>
-          <w:szCs w:val="20"/>
-        </w:rPr>
-        <w:t>snake_position</w:t>
-      </w:r>
-      <w:proofErr w:type="spellEnd"/>
-      <w:r>
-        <w:rPr>
-          <w:rFonts w:ascii="Courier New" w:hAnsi="Courier New" w:cs="Courier New"/>
-          <w:sz w:val="20"/>
-          <w:szCs w:val="20"/>
-        </w:rPr>
-        <w:t xml:space="preserve">[0] == </w:t>
-      </w:r>
-      <w:proofErr w:type="spellStart"/>
-      <w:r>
-        <w:rPr>
-          <w:rFonts w:ascii="Courier New" w:hAnsi="Courier New" w:cs="Courier New"/>
-          <w:sz w:val="20"/>
-          <w:szCs w:val="20"/>
-        </w:rPr>
-        <w:t>block</w:t>
-      </w:r>
-      <w:proofErr w:type="spellEnd"/>
-      <w:r>
-        <w:rPr>
-          <w:rFonts w:ascii="Courier New" w:hAnsi="Courier New" w:cs="Courier New"/>
-          <w:sz w:val="20"/>
-          <w:szCs w:val="20"/>
-        </w:rPr>
-        <w:t xml:space="preserve">[0] and </w:t>
-      </w:r>
-      <w:proofErr w:type="spellStart"/>
-      <w:r>
-        <w:rPr>
-          <w:rFonts w:ascii="Courier New" w:hAnsi="Courier New" w:cs="Courier New"/>
-          <w:sz w:val="20"/>
-          <w:szCs w:val="20"/>
-        </w:rPr>
-        <w:t>snake_position</w:t>
-      </w:r>
-      <w:proofErr w:type="spellEnd"/>
-      <w:r>
-        <w:rPr>
-          <w:rFonts w:ascii="Courier New" w:hAnsi="Courier New" w:cs="Courier New"/>
-          <w:sz w:val="20"/>
-          <w:szCs w:val="20"/>
-        </w:rPr>
-        <w:t xml:space="preserve">[1] == </w:t>
-      </w:r>
-      <w:proofErr w:type="spellStart"/>
-      <w:r>
-        <w:rPr>
-          <w:rFonts w:ascii="Courier New" w:hAnsi="Courier New" w:cs="Courier New"/>
-          <w:sz w:val="20"/>
-          <w:szCs w:val="20"/>
-        </w:rPr>
-        <w:t>block</w:t>
-      </w:r>
-      <w:proofErr w:type="spellEnd"/>
-      <w:r>
-        <w:rPr>
-          <w:rFonts w:ascii="Courier New" w:hAnsi="Courier New" w:cs="Courier New"/>
-          <w:sz w:val="20"/>
-          <w:szCs w:val="20"/>
-        </w:rPr>
-        <w:t>[1]:</w:t>
-      </w:r>
-    </w:p>
-    <w:p>
-      <w:pPr>
-        <w:ind w:left="708" w:firstLine="708"/>
-        <w:rPr>
-          <w:rFonts w:ascii="Courier New" w:hAnsi="Courier New" w:cs="Courier New"/>
-          <w:sz w:val="20"/>
-          <w:szCs w:val="20"/>
-        </w:rPr>
-      </w:pPr>
-      <w:proofErr w:type="spellStart"/>
-      <w:r>
-        <w:rPr>
-          <w:rFonts w:ascii="Courier New" w:hAnsi="Courier New" w:cs="Courier New"/>
-          <w:sz w:val="20"/>
-          <w:szCs w:val="20"/>
-        </w:rPr>
-        <w:t>game_over</w:t>
-      </w:r>
-      <w:proofErr w:type="spellEnd"/>
-      <w:r>
-        <w:rPr>
-          <w:rFonts w:ascii="Courier New" w:hAnsi="Courier New" w:cs="Courier New"/>
-          <w:sz w:val="20"/>
-          <w:szCs w:val="20"/>
-        </w:rPr>
-        <w:t>()</w:t>
-      </w:r>
-    </w:p>
-    <w:p>
-      <w:r>
-        <w:t xml:space="preserve">Premenná </w:t>
-      </w:r>
-      <w:proofErr w:type="spellStart"/>
-      <w:r>
-        <w:rPr>
-          <w:b/>
-          <w:bCs/>
-        </w:rPr>
-        <w:t>snake_position</w:t>
-      </w:r>
-      <w:proofErr w:type="spellEnd"/>
-      <w:r>
-        <w:t xml:space="preserve"> je hlava hadíka a kontroluje, či jej súradnice sú rovné </w:t>
-      </w:r>
-      <w:r>
-        <w:t xml:space="preserve">blokom z premennej </w:t>
-      </w:r>
-      <w:proofErr w:type="spellStart"/>
-      <w:r>
-        <w:rPr>
-          <w:b/>
-          <w:bCs/>
-        </w:rPr>
-        <w:t>snake_body</w:t>
-      </w:r>
-      <w:proofErr w:type="spellEnd"/>
-      <w:r>
-        <w:t xml:space="preserve">, pričom prvý </w:t>
-      </w:r>
-      <w:proofErr w:type="spellStart"/>
-      <w:r>
-        <w:t>block</w:t>
-      </w:r>
-      <w:proofErr w:type="spellEnd"/>
-      <w:r>
-        <w:t xml:space="preserve"> tela hadíka je hlava teda </w:t>
-      </w:r>
+      <w:r>
+        <w:rPr>
+          <w:rFonts w:ascii="Courier New" w:hAnsi="Courier New" w:cs="Courier New"/>
+          <w:sz w:val="20"/>
+          <w:szCs w:val="20"/>
+        </w:rPr>
+        <w:t>score_font = pygame.font.SysFont(font, size)</w:t>
+      </w:r>
+    </w:p>
+    <w:p>
+      <w:pPr>
+        <w:rPr>
+          <w:rFonts w:ascii="Courier New" w:hAnsi="Courier New" w:cs="Courier New"/>
+          <w:sz w:val="20"/>
+          <w:szCs w:val="20"/>
+        </w:rPr>
+      </w:pPr>
+      <w:r>
+        <w:rPr>
+          <w:rFonts w:ascii="Courier New" w:hAnsi="Courier New" w:cs="Courier New"/>
+          <w:sz w:val="20"/>
+          <w:szCs w:val="20"/>
+        </w:rPr>
+        <w:t># create the display surface object</w:t>
+      </w:r>
+    </w:p>
+    <w:p>
+      <w:pPr>
+        <w:rPr>
+          <w:rFonts w:ascii="Courier New" w:hAnsi="Courier New" w:cs="Courier New"/>
+          <w:sz w:val="20"/>
+          <w:szCs w:val="20"/>
+        </w:rPr>
+      </w:pPr>
+      <w:r>
+        <w:rPr>
+          <w:rFonts w:ascii="Courier New" w:hAnsi="Courier New" w:cs="Courier New"/>
+          <w:sz w:val="20"/>
+          <w:szCs w:val="20"/>
+        </w:rPr>
+        <w:t># score_surface</w:t>
+      </w:r>
+    </w:p>
+    <w:p>
+      <w:pPr>
+        <w:ind w:firstLine="708"/>
+        <w:rPr>
+          <w:rFonts w:ascii="Courier New" w:hAnsi="Courier New" w:cs="Courier New"/>
+          <w:sz w:val="20"/>
+          <w:szCs w:val="20"/>
+        </w:rPr>
+      </w:pPr>
+      <w:r>
+        <w:rPr>
+          <w:rFonts w:ascii="Courier New" w:hAnsi="Courier New" w:cs="Courier New"/>
+          <w:sz w:val="20"/>
+          <w:szCs w:val="20"/>
+        </w:rPr>
+        <w:t>score_surface = score_font.render('Score : ' + str(score), True, color)</w:t>
+      </w:r>
+    </w:p>
+    <w:p>
+      <w:pPr>
+        <w:rPr>
+          <w:rFonts w:ascii="Courier New" w:hAnsi="Courier New" w:cs="Courier New"/>
+          <w:sz w:val="20"/>
+          <w:szCs w:val="20"/>
+        </w:rPr>
+      </w:pPr>
+      <w:r>
+        <w:rPr>
+          <w:rFonts w:ascii="Courier New" w:hAnsi="Courier New" w:cs="Courier New"/>
+          <w:sz w:val="20"/>
+          <w:szCs w:val="20"/>
+        </w:rPr>
+        <w:t># create a rectangular object for the text</w:t>
+      </w:r>
+    </w:p>
+    <w:p>
+      <w:pPr>
+        <w:rPr>
+          <w:rFonts w:ascii="Courier New" w:hAnsi="Courier New" w:cs="Courier New"/>
+          <w:sz w:val="20"/>
+          <w:szCs w:val="20"/>
+        </w:rPr>
+      </w:pPr>
+      <w:r>
+        <w:rPr>
+          <w:rFonts w:ascii="Courier New" w:hAnsi="Courier New" w:cs="Courier New"/>
+          <w:sz w:val="20"/>
+          <w:szCs w:val="20"/>
+        </w:rPr>
+        <w:t># surface object</w:t>
+      </w:r>
+    </w:p>
+    <w:p>
+      <w:pPr>
+        <w:ind w:firstLine="708"/>
+        <w:rPr>
+          <w:rFonts w:ascii="Courier New" w:hAnsi="Courier New" w:cs="Courier New"/>
+          <w:sz w:val="20"/>
+          <w:szCs w:val="20"/>
+        </w:rPr>
+      </w:pPr>
+      <w:r>
+        <w:rPr>
+          <w:rFonts w:ascii="Courier New" w:hAnsi="Courier New" w:cs="Courier New"/>
+          <w:sz w:val="20"/>
+          <w:szCs w:val="20"/>
+        </w:rPr>
+        <w:t>score_rect = score_surface.get_rect()</w:t>
+      </w:r>
+    </w:p>
+    <w:p>
+      <w:pPr>
+        <w:rPr>
+          <w:rFonts w:ascii="Courier New" w:hAnsi="Courier New" w:cs="Courier New"/>
+          <w:sz w:val="20"/>
+          <w:szCs w:val="20"/>
+        </w:rPr>
+      </w:pPr>
+      <w:r>
+        <w:rPr>
+          <w:rFonts w:ascii="Courier New" w:hAnsi="Courier New" w:cs="Courier New"/>
+          <w:sz w:val="20"/>
+          <w:szCs w:val="20"/>
+        </w:rPr>
+        <w:t># displaying text</w:t>
+      </w:r>
+    </w:p>
+    <w:p>
+      <w:pPr>
+        <w:ind w:firstLine="708"/>
+        <w:rPr>
+          <w:rFonts w:ascii="Courier New" w:hAnsi="Courier New" w:cs="Courier New"/>
+          <w:sz w:val="20"/>
+          <w:szCs w:val="20"/>
+        </w:rPr>
+      </w:pPr>
+      <w:r>
+        <w:rPr>
+          <w:rFonts w:ascii="Courier New" w:hAnsi="Courier New" w:cs="Courier New"/>
+          <w:sz w:val="20"/>
+          <w:szCs w:val="20"/>
+        </w:rPr>
+        <w:t>game_window.blit(score_surface, score_rect)</w:t>
+      </w:r>
+    </w:p>
+    <w:p>
+      <w:pPr>
+        <w:ind w:firstLine="708"/>
+      </w:pPr>
     </w:p>
     <w:p/>
     <w:p>
-      <w:r>
-        <w:t>10.6.2025</w:t>
-      </w:r>
-    </w:p>
-    <w:p>
-      <w:r>
-        <w:t xml:space="preserve">V </w:t>
-      </w:r>
-      <w:r>
-        <w:t xml:space="preserve">časti kódu kde sa podarí </w:t>
-      </w:r>
-      <w:r>
-        <w:t>hadí</w:t>
-      </w:r>
-      <w:r>
-        <w:t xml:space="preserve">kovi zjesť ovocie a teda okrem pridania novej hlavy </w:t>
-      </w:r>
-    </w:p>
-    <w:p>
-      <w:pPr>
-        <w:rPr>
-          <w:rFonts w:ascii="Courier New" w:hAnsi="Courier New" w:cs="Courier New"/>
-          <w:sz w:val="20"/>
-          <w:szCs w:val="20"/>
-        </w:rPr>
-      </w:pPr>
-      <w:proofErr w:type="spellStart"/>
-      <w:r>
-        <w:rPr>
-          <w:rFonts w:ascii="Courier New" w:hAnsi="Courier New" w:cs="Courier New"/>
-          <w:sz w:val="20"/>
-          <w:szCs w:val="20"/>
-        </w:rPr>
-        <w:t>snake_body.insert</w:t>
-      </w:r>
-      <w:proofErr w:type="spellEnd"/>
-      <w:r>
-        <w:rPr>
-          <w:rFonts w:ascii="Courier New" w:hAnsi="Courier New" w:cs="Courier New"/>
-          <w:sz w:val="20"/>
-          <w:szCs w:val="20"/>
-        </w:rPr>
-        <w:t>(0, list(</w:t>
-      </w:r>
-      <w:proofErr w:type="spellStart"/>
-      <w:r>
-        <w:rPr>
-          <w:rFonts w:ascii="Courier New" w:hAnsi="Courier New" w:cs="Courier New"/>
-          <w:sz w:val="20"/>
-          <w:szCs w:val="20"/>
-        </w:rPr>
-        <w:t>snake_position</w:t>
-      </w:r>
-      <w:proofErr w:type="spellEnd"/>
-      <w:r>
-        <w:rPr>
-          <w:rFonts w:ascii="Courier New" w:hAnsi="Courier New" w:cs="Courier New"/>
-          <w:sz w:val="20"/>
-          <w:szCs w:val="20"/>
-        </w:rPr>
-        <w:t>))</w:t>
-      </w:r>
-    </w:p>
-    <w:p>
-      <w:r>
-        <w:t>sa navýši skóre o</w:t>
-      </w:r>
-      <w:r>
-        <w:t> </w:t>
-      </w:r>
-      <w:r>
-        <w:t>10</w:t>
-      </w:r>
-      <w:r>
-        <w:t>.</w:t>
-      </w:r>
-      <w:r>
-        <w:t xml:space="preserve"> Základná hodnota premennej je nula.</w:t>
-      </w:r>
-    </w:p>
-    <w:p>
-      <w:pPr>
-        <w:rPr>
-          <w:rFonts w:ascii="Courier New" w:hAnsi="Courier New" w:cs="Courier New"/>
-          <w:sz w:val="20"/>
-          <w:szCs w:val="20"/>
-        </w:rPr>
-      </w:pPr>
-      <w:proofErr w:type="spellStart"/>
-      <w:r>
-        <w:rPr>
-          <w:rFonts w:ascii="Courier New" w:hAnsi="Courier New" w:cs="Courier New"/>
-          <w:sz w:val="20"/>
-          <w:szCs w:val="20"/>
-        </w:rPr>
-        <w:t>score</w:t>
-      </w:r>
-      <w:proofErr w:type="spellEnd"/>
-      <w:r>
-        <w:rPr>
-          <w:rFonts w:ascii="Courier New" w:hAnsi="Courier New" w:cs="Courier New"/>
-          <w:sz w:val="20"/>
-          <w:szCs w:val="20"/>
-        </w:rPr>
-        <w:t xml:space="preserve"> += 10</w:t>
-      </w:r>
-    </w:p>
-    <w:p/>
-    <w:p>
-      <w:r>
-        <w:t xml:space="preserve">Keďže bolo zjedené </w:t>
-      </w:r>
-      <w:r>
-        <w:t xml:space="preserve">ovocie zmení sa logická hodnota premennej pre zmenu pohybu a vygenerovania nového ovocia na </w:t>
-      </w:r>
-      <w:r>
-        <w:t>nepravda.</w:t>
-      </w:r>
-    </w:p>
-    <w:p>
-      <w:pPr>
-        <w:rPr>
-          <w:rFonts w:ascii="Courier New" w:hAnsi="Courier New" w:cs="Courier New"/>
-          <w:sz w:val="20"/>
-          <w:szCs w:val="20"/>
-        </w:rPr>
-      </w:pPr>
-      <w:proofErr w:type="spellStart"/>
-      <w:r>
-        <w:rPr>
-          <w:rFonts w:ascii="Courier New" w:hAnsi="Courier New" w:cs="Courier New"/>
-          <w:sz w:val="20"/>
-          <w:szCs w:val="20"/>
-        </w:rPr>
-        <w:t>fruit_spawn</w:t>
-      </w:r>
-      <w:proofErr w:type="spellEnd"/>
-      <w:r>
-        <w:rPr>
-          <w:rFonts w:ascii="Courier New" w:hAnsi="Courier New" w:cs="Courier New"/>
-          <w:sz w:val="20"/>
-          <w:szCs w:val="20"/>
-        </w:rPr>
-        <w:t xml:space="preserve"> = </w:t>
-      </w:r>
-      <w:proofErr w:type="spellStart"/>
-      <w:r>
-        <w:rPr>
-          <w:rFonts w:ascii="Courier New" w:hAnsi="Courier New" w:cs="Courier New"/>
-          <w:sz w:val="20"/>
-          <w:szCs w:val="20"/>
-        </w:rPr>
-        <w:t>False</w:t>
-      </w:r>
-      <w:proofErr w:type="spellEnd"/>
-    </w:p>
-    <w:p/>
-    <w:p>
-      <w:r>
-        <w:t xml:space="preserve">Text vykresľuje premenná </w:t>
-      </w:r>
-      <w:proofErr w:type="spellStart"/>
-      <w:r>
-        <w:t>game_over_surface</w:t>
-      </w:r>
-      <w:proofErr w:type="spellEnd"/>
-      <w:r>
-        <w:t xml:space="preserve"> </w:t>
-      </w:r>
-    </w:p>
-    <w:p/>
-    <w:p>
-      <w:r>
-        <w:t>Skóre:</w:t>
-      </w:r>
-    </w:p>
-    <w:p>
-      <w:pPr>
-        <w:rPr>
-          <w:rFonts w:ascii="Courier New" w:hAnsi="Courier New" w:cs="Courier New"/>
-          <w:sz w:val="20"/>
-          <w:szCs w:val="20"/>
-        </w:rPr>
-      </w:pPr>
-      <w:proofErr w:type="spellStart"/>
-      <w:r>
-        <w:rPr>
-          <w:rFonts w:ascii="Courier New" w:hAnsi="Courier New" w:cs="Courier New"/>
-          <w:sz w:val="20"/>
-          <w:szCs w:val="20"/>
-        </w:rPr>
-        <w:t>def</w:t>
-      </w:r>
-      <w:proofErr w:type="spellEnd"/>
-      <w:r>
-        <w:rPr>
-          <w:rFonts w:ascii="Courier New" w:hAnsi="Courier New" w:cs="Courier New"/>
-          <w:sz w:val="20"/>
-          <w:szCs w:val="20"/>
-        </w:rPr>
-        <w:t xml:space="preserve"> </w:t>
-      </w:r>
-      <w:proofErr w:type="spellStart"/>
-      <w:r>
-        <w:rPr>
-          <w:rFonts w:ascii="Courier New" w:hAnsi="Courier New" w:cs="Courier New"/>
-          <w:sz w:val="20"/>
-          <w:szCs w:val="20"/>
-        </w:rPr>
-        <w:t>show_score</w:t>
-      </w:r>
-      <w:proofErr w:type="spellEnd"/>
-      <w:r>
-        <w:rPr>
-          <w:rFonts w:ascii="Courier New" w:hAnsi="Courier New" w:cs="Courier New"/>
-          <w:sz w:val="20"/>
-          <w:szCs w:val="20"/>
-        </w:rPr>
-        <w:t>(</w:t>
-      </w:r>
-      <w:proofErr w:type="spellStart"/>
-      <w:r>
-        <w:rPr>
-          <w:rFonts w:ascii="Courier New" w:hAnsi="Courier New" w:cs="Courier New"/>
-          <w:sz w:val="20"/>
-          <w:szCs w:val="20"/>
-        </w:rPr>
-        <w:t>choice</w:t>
-      </w:r>
-      <w:proofErr w:type="spellEnd"/>
-      <w:r>
-        <w:rPr>
-          <w:rFonts w:ascii="Courier New" w:hAnsi="Courier New" w:cs="Courier New"/>
-          <w:sz w:val="20"/>
-          <w:szCs w:val="20"/>
-        </w:rPr>
-        <w:t xml:space="preserve">, </w:t>
-      </w:r>
-      <w:proofErr w:type="spellStart"/>
-      <w:r>
-        <w:rPr>
-          <w:rFonts w:ascii="Courier New" w:hAnsi="Courier New" w:cs="Courier New"/>
-          <w:sz w:val="20"/>
-          <w:szCs w:val="20"/>
-        </w:rPr>
-        <w:t>color</w:t>
-      </w:r>
-      <w:proofErr w:type="spellEnd"/>
-      <w:r>
-        <w:rPr>
-          <w:rFonts w:ascii="Courier New" w:hAnsi="Courier New" w:cs="Courier New"/>
-          <w:sz w:val="20"/>
-          <w:szCs w:val="20"/>
-        </w:rPr>
-        <w:t xml:space="preserve">, font, </w:t>
-      </w:r>
-      <w:proofErr w:type="spellStart"/>
-      <w:r>
-        <w:rPr>
-          <w:rFonts w:ascii="Courier New" w:hAnsi="Courier New" w:cs="Courier New"/>
-          <w:sz w:val="20"/>
-          <w:szCs w:val="20"/>
-        </w:rPr>
-        <w:t>size</w:t>
-      </w:r>
-      <w:proofErr w:type="spellEnd"/>
-      <w:r>
-        <w:rPr>
-          <w:rFonts w:ascii="Courier New" w:hAnsi="Courier New" w:cs="Courier New"/>
-          <w:sz w:val="20"/>
-          <w:szCs w:val="20"/>
-        </w:rPr>
-        <w:t>):</w:t>
-      </w:r>
-    </w:p>
-    <w:p>
-      <w:pPr>
-        <w:rPr>
-          <w:rFonts w:ascii="Courier New" w:hAnsi="Courier New" w:cs="Courier New"/>
-          <w:sz w:val="20"/>
-          <w:szCs w:val="20"/>
-        </w:rPr>
-      </w:pPr>
-      <w:r>
-        <w:rPr>
-          <w:rFonts w:ascii="Courier New" w:hAnsi="Courier New" w:cs="Courier New"/>
-          <w:sz w:val="20"/>
-          <w:szCs w:val="20"/>
-        </w:rPr>
-        <w:t xml:space="preserve"># </w:t>
-      </w:r>
-      <w:proofErr w:type="spellStart"/>
-      <w:r>
-        <w:rPr>
-          <w:rFonts w:ascii="Courier New" w:hAnsi="Courier New" w:cs="Courier New"/>
-          <w:sz w:val="20"/>
-          <w:szCs w:val="20"/>
-        </w:rPr>
-        <w:t>creating</w:t>
-      </w:r>
-      <w:proofErr w:type="spellEnd"/>
-      <w:r>
-        <w:rPr>
-          <w:rFonts w:ascii="Courier New" w:hAnsi="Courier New" w:cs="Courier New"/>
-          <w:sz w:val="20"/>
-          <w:szCs w:val="20"/>
-        </w:rPr>
-        <w:t xml:space="preserve"> font </w:t>
-      </w:r>
-      <w:proofErr w:type="spellStart"/>
-      <w:r>
-        <w:rPr>
-          <w:rFonts w:ascii="Courier New" w:hAnsi="Courier New" w:cs="Courier New"/>
-          <w:sz w:val="20"/>
-          <w:szCs w:val="20"/>
-        </w:rPr>
-        <w:t>object</w:t>
-      </w:r>
-      <w:proofErr w:type="spellEnd"/>
-      <w:r>
-        <w:rPr>
-          <w:rFonts w:ascii="Courier New" w:hAnsi="Courier New" w:cs="Courier New"/>
-          <w:sz w:val="20"/>
-          <w:szCs w:val="20"/>
-        </w:rPr>
-        <w:t xml:space="preserve"> </w:t>
-      </w:r>
-      <w:proofErr w:type="spellStart"/>
-      <w:r>
-        <w:rPr>
-          <w:rFonts w:ascii="Courier New" w:hAnsi="Courier New" w:cs="Courier New"/>
-          <w:sz w:val="20"/>
-          <w:szCs w:val="20"/>
-        </w:rPr>
-        <w:t>score_font</w:t>
-      </w:r>
-      <w:proofErr w:type="spellEnd"/>
-    </w:p>
-    <w:p>
-      <w:pPr>
-        <w:ind w:firstLine="708"/>
-        <w:rPr>
-          <w:rFonts w:ascii="Courier New" w:hAnsi="Courier New" w:cs="Courier New"/>
-          <w:sz w:val="20"/>
-          <w:szCs w:val="20"/>
-        </w:rPr>
-      </w:pPr>
-      <w:proofErr w:type="spellStart"/>
-      <w:r>
-        <w:rPr>
-          <w:rFonts w:ascii="Courier New" w:hAnsi="Courier New" w:cs="Courier New"/>
-          <w:sz w:val="20"/>
-          <w:szCs w:val="20"/>
-        </w:rPr>
-        <w:t>score_font</w:t>
-      </w:r>
-      <w:proofErr w:type="spellEnd"/>
-      <w:r>
-        <w:rPr>
-          <w:rFonts w:ascii="Courier New" w:hAnsi="Courier New" w:cs="Courier New"/>
-          <w:sz w:val="20"/>
-          <w:szCs w:val="20"/>
-        </w:rPr>
-        <w:t xml:space="preserve"> = </w:t>
-      </w:r>
-      <w:proofErr w:type="spellStart"/>
-      <w:r>
-        <w:rPr>
-          <w:rFonts w:ascii="Courier New" w:hAnsi="Courier New" w:cs="Courier New"/>
-          <w:sz w:val="20"/>
-          <w:szCs w:val="20"/>
-        </w:rPr>
-        <w:t>pygame.font.SysFont</w:t>
-      </w:r>
-      <w:proofErr w:type="spellEnd"/>
-      <w:r>
-        <w:rPr>
-          <w:rFonts w:ascii="Courier New" w:hAnsi="Courier New" w:cs="Courier New"/>
-          <w:sz w:val="20"/>
-          <w:szCs w:val="20"/>
-        </w:rPr>
-        <w:t xml:space="preserve">(font, </w:t>
-      </w:r>
-      <w:proofErr w:type="spellStart"/>
-      <w:r>
-        <w:rPr>
-          <w:rFonts w:ascii="Courier New" w:hAnsi="Courier New" w:cs="Courier New"/>
-          <w:sz w:val="20"/>
-          <w:szCs w:val="20"/>
-        </w:rPr>
-        <w:t>size</w:t>
-      </w:r>
-      <w:proofErr w:type="spellEnd"/>
-      <w:r>
-        <w:rPr>
-          <w:rFonts w:ascii="Courier New" w:hAnsi="Courier New" w:cs="Courier New"/>
-          <w:sz w:val="20"/>
-          <w:szCs w:val="20"/>
-        </w:rPr>
-        <w:t>)</w:t>
-      </w:r>
-    </w:p>
-    <w:p>
-      <w:pPr>
-        <w:rPr>
-          <w:rFonts w:ascii="Courier New" w:hAnsi="Courier New" w:cs="Courier New"/>
-          <w:sz w:val="20"/>
-          <w:szCs w:val="20"/>
-        </w:rPr>
-      </w:pPr>
-      <w:r>
-        <w:rPr>
-          <w:rFonts w:ascii="Courier New" w:hAnsi="Courier New" w:cs="Courier New"/>
-          <w:sz w:val="20"/>
-          <w:szCs w:val="20"/>
-        </w:rPr>
-        <w:t xml:space="preserve"># </w:t>
-      </w:r>
-      <w:proofErr w:type="spellStart"/>
-      <w:r>
-        <w:rPr>
-          <w:rFonts w:ascii="Courier New" w:hAnsi="Courier New" w:cs="Courier New"/>
-          <w:sz w:val="20"/>
-          <w:szCs w:val="20"/>
-        </w:rPr>
-        <w:t>create</w:t>
-      </w:r>
-      <w:proofErr w:type="spellEnd"/>
-      <w:r>
-        <w:rPr>
-          <w:rFonts w:ascii="Courier New" w:hAnsi="Courier New" w:cs="Courier New"/>
-          <w:sz w:val="20"/>
-          <w:szCs w:val="20"/>
-        </w:rPr>
-        <w:t xml:space="preserve"> </w:t>
-      </w:r>
-      <w:proofErr w:type="spellStart"/>
-      <w:r>
-        <w:rPr>
-          <w:rFonts w:ascii="Courier New" w:hAnsi="Courier New" w:cs="Courier New"/>
-          <w:sz w:val="20"/>
-          <w:szCs w:val="20"/>
-        </w:rPr>
-        <w:t>the</w:t>
-      </w:r>
-      <w:proofErr w:type="spellEnd"/>
-      <w:r>
-        <w:rPr>
-          <w:rFonts w:ascii="Courier New" w:hAnsi="Courier New" w:cs="Courier New"/>
-          <w:sz w:val="20"/>
-          <w:szCs w:val="20"/>
-        </w:rPr>
-        <w:t xml:space="preserve"> display </w:t>
-      </w:r>
-      <w:proofErr w:type="spellStart"/>
-      <w:r>
-        <w:rPr>
-          <w:rFonts w:ascii="Courier New" w:hAnsi="Courier New" w:cs="Courier New"/>
-          <w:sz w:val="20"/>
-          <w:szCs w:val="20"/>
-        </w:rPr>
-        <w:t>surface</w:t>
-      </w:r>
-      <w:proofErr w:type="spellEnd"/>
-      <w:r>
-        <w:rPr>
-          <w:rFonts w:ascii="Courier New" w:hAnsi="Courier New" w:cs="Courier New"/>
-          <w:sz w:val="20"/>
-          <w:szCs w:val="20"/>
-        </w:rPr>
-        <w:t xml:space="preserve"> </w:t>
-      </w:r>
-      <w:proofErr w:type="spellStart"/>
-      <w:r>
-        <w:rPr>
-          <w:rFonts w:ascii="Courier New" w:hAnsi="Courier New" w:cs="Courier New"/>
-          <w:sz w:val="20"/>
-          <w:szCs w:val="20"/>
-        </w:rPr>
-        <w:t>object</w:t>
-      </w:r>
-      <w:proofErr w:type="spellEnd"/>
-    </w:p>
-    <w:p>
-      <w:pPr>
-        <w:rPr>
-          <w:rFonts w:ascii="Courier New" w:hAnsi="Courier New" w:cs="Courier New"/>
-          <w:sz w:val="20"/>
-          <w:szCs w:val="20"/>
-        </w:rPr>
-      </w:pPr>
-      <w:r>
-        <w:rPr>
-          <w:rFonts w:ascii="Courier New" w:hAnsi="Courier New" w:cs="Courier New"/>
-          <w:sz w:val="20"/>
-          <w:szCs w:val="20"/>
-        </w:rPr>
-        <w:t xml:space="preserve"># </w:t>
-      </w:r>
-      <w:proofErr w:type="spellStart"/>
-      <w:r>
-        <w:rPr>
-          <w:rFonts w:ascii="Courier New" w:hAnsi="Courier New" w:cs="Courier New"/>
-          <w:sz w:val="20"/>
-          <w:szCs w:val="20"/>
-        </w:rPr>
-        <w:t>score_surface</w:t>
-      </w:r>
-      <w:proofErr w:type="spellEnd"/>
-    </w:p>
-    <w:p>
-      <w:pPr>
-        <w:ind w:firstLine="708"/>
-        <w:rPr>
-          <w:rFonts w:ascii="Courier New" w:hAnsi="Courier New" w:cs="Courier New"/>
-          <w:sz w:val="20"/>
-          <w:szCs w:val="20"/>
-        </w:rPr>
-      </w:pPr>
-      <w:proofErr w:type="spellStart"/>
-      <w:r>
-        <w:rPr>
-          <w:rFonts w:ascii="Courier New" w:hAnsi="Courier New" w:cs="Courier New"/>
-          <w:sz w:val="20"/>
-          <w:szCs w:val="20"/>
-        </w:rPr>
-        <w:t>score_surface</w:t>
-      </w:r>
-      <w:proofErr w:type="spellEnd"/>
-      <w:r>
-        <w:rPr>
-          <w:rFonts w:ascii="Courier New" w:hAnsi="Courier New" w:cs="Courier New"/>
-          <w:sz w:val="20"/>
-          <w:szCs w:val="20"/>
-        </w:rPr>
-        <w:t xml:space="preserve"> = </w:t>
-      </w:r>
-      <w:proofErr w:type="spellStart"/>
-      <w:r>
-        <w:rPr>
-          <w:rFonts w:ascii="Courier New" w:hAnsi="Courier New" w:cs="Courier New"/>
-          <w:sz w:val="20"/>
-          <w:szCs w:val="20"/>
-        </w:rPr>
-        <w:t>score_font.render</w:t>
-      </w:r>
-      <w:proofErr w:type="spellEnd"/>
-      <w:r>
-        <w:rPr>
-          <w:rFonts w:ascii="Courier New" w:hAnsi="Courier New" w:cs="Courier New"/>
-          <w:sz w:val="20"/>
-          <w:szCs w:val="20"/>
-        </w:rPr>
-        <w:t>('</w:t>
-      </w:r>
-      <w:proofErr w:type="spellStart"/>
-      <w:r>
-        <w:rPr>
-          <w:rFonts w:ascii="Courier New" w:hAnsi="Courier New" w:cs="Courier New"/>
-          <w:sz w:val="20"/>
-          <w:szCs w:val="20"/>
-        </w:rPr>
-        <w:t>Score</w:t>
-      </w:r>
-      <w:proofErr w:type="spellEnd"/>
-      <w:r>
-        <w:rPr>
-          <w:rFonts w:ascii="Courier New" w:hAnsi="Courier New" w:cs="Courier New"/>
-          <w:sz w:val="20"/>
-          <w:szCs w:val="20"/>
-        </w:rPr>
-        <w:t xml:space="preserve"> : ' + </w:t>
-      </w:r>
-      <w:proofErr w:type="spellStart"/>
-      <w:r>
-        <w:rPr>
-          <w:rFonts w:ascii="Courier New" w:hAnsi="Courier New" w:cs="Courier New"/>
-          <w:sz w:val="20"/>
-          <w:szCs w:val="20"/>
-        </w:rPr>
-        <w:t>str</w:t>
-      </w:r>
-      <w:proofErr w:type="spellEnd"/>
-      <w:r>
-        <w:rPr>
-          <w:rFonts w:ascii="Courier New" w:hAnsi="Courier New" w:cs="Courier New"/>
-          <w:sz w:val="20"/>
-          <w:szCs w:val="20"/>
-        </w:rPr>
-        <w:t>(</w:t>
-      </w:r>
-      <w:proofErr w:type="spellStart"/>
-      <w:r>
-        <w:rPr>
-          <w:rFonts w:ascii="Courier New" w:hAnsi="Courier New" w:cs="Courier New"/>
-          <w:sz w:val="20"/>
-          <w:szCs w:val="20"/>
-        </w:rPr>
-        <w:t>score</w:t>
-      </w:r>
-      <w:proofErr w:type="spellEnd"/>
-      <w:r>
-        <w:rPr>
-          <w:rFonts w:ascii="Courier New" w:hAnsi="Courier New" w:cs="Courier New"/>
-          <w:sz w:val="20"/>
-          <w:szCs w:val="20"/>
-        </w:rPr>
-        <w:t xml:space="preserve">), </w:t>
-      </w:r>
-      <w:proofErr w:type="spellStart"/>
-      <w:r>
-        <w:rPr>
-          <w:rFonts w:ascii="Courier New" w:hAnsi="Courier New" w:cs="Courier New"/>
-          <w:sz w:val="20"/>
-          <w:szCs w:val="20"/>
-        </w:rPr>
-        <w:t>True</w:t>
-      </w:r>
-      <w:proofErr w:type="spellEnd"/>
-      <w:r>
-        <w:rPr>
-          <w:rFonts w:ascii="Courier New" w:hAnsi="Courier New" w:cs="Courier New"/>
-          <w:sz w:val="20"/>
-          <w:szCs w:val="20"/>
-        </w:rPr>
-        <w:t xml:space="preserve">, </w:t>
-      </w:r>
-      <w:proofErr w:type="spellStart"/>
-      <w:r>
-        <w:rPr>
-          <w:rFonts w:ascii="Courier New" w:hAnsi="Courier New" w:cs="Courier New"/>
-          <w:sz w:val="20"/>
-          <w:szCs w:val="20"/>
-        </w:rPr>
-        <w:t>color</w:t>
-      </w:r>
-      <w:proofErr w:type="spellEnd"/>
-      <w:r>
-        <w:rPr>
-          <w:rFonts w:ascii="Courier New" w:hAnsi="Courier New" w:cs="Courier New"/>
-          <w:sz w:val="20"/>
-          <w:szCs w:val="20"/>
-        </w:rPr>
-        <w:t>)</w:t>
-      </w:r>
-    </w:p>
-    <w:p>
-      <w:pPr>
-        <w:rPr>
-          <w:rFonts w:ascii="Courier New" w:hAnsi="Courier New" w:cs="Courier New"/>
-          <w:sz w:val="20"/>
-          <w:szCs w:val="20"/>
-        </w:rPr>
-      </w:pPr>
-      <w:r>
-        <w:rPr>
-          <w:rFonts w:ascii="Courier New" w:hAnsi="Courier New" w:cs="Courier New"/>
-          <w:sz w:val="20"/>
-          <w:szCs w:val="20"/>
-        </w:rPr>
-        <w:t xml:space="preserve"># </w:t>
-      </w:r>
-      <w:proofErr w:type="spellStart"/>
-      <w:r>
-        <w:rPr>
-          <w:rFonts w:ascii="Courier New" w:hAnsi="Courier New" w:cs="Courier New"/>
-          <w:sz w:val="20"/>
-          <w:szCs w:val="20"/>
-        </w:rPr>
-        <w:t>create</w:t>
-      </w:r>
-      <w:proofErr w:type="spellEnd"/>
-      <w:r>
-        <w:rPr>
-          <w:rFonts w:ascii="Courier New" w:hAnsi="Courier New" w:cs="Courier New"/>
-          <w:sz w:val="20"/>
-          <w:szCs w:val="20"/>
-        </w:rPr>
-        <w:t xml:space="preserve"> a </w:t>
-      </w:r>
-      <w:proofErr w:type="spellStart"/>
-      <w:r>
-        <w:rPr>
-          <w:rFonts w:ascii="Courier New" w:hAnsi="Courier New" w:cs="Courier New"/>
-          <w:sz w:val="20"/>
-          <w:szCs w:val="20"/>
-        </w:rPr>
-        <w:t>rectangular</w:t>
-      </w:r>
-      <w:proofErr w:type="spellEnd"/>
-      <w:r>
-        <w:rPr>
-          <w:rFonts w:ascii="Courier New" w:hAnsi="Courier New" w:cs="Courier New"/>
-          <w:sz w:val="20"/>
-          <w:szCs w:val="20"/>
-        </w:rPr>
-        <w:t xml:space="preserve"> </w:t>
-      </w:r>
-      <w:proofErr w:type="spellStart"/>
-      <w:r>
-        <w:rPr>
-          <w:rFonts w:ascii="Courier New" w:hAnsi="Courier New" w:cs="Courier New"/>
-          <w:sz w:val="20"/>
-          <w:szCs w:val="20"/>
-        </w:rPr>
-        <w:t>object</w:t>
-      </w:r>
-      <w:proofErr w:type="spellEnd"/>
-      <w:r>
-        <w:rPr>
-          <w:rFonts w:ascii="Courier New" w:hAnsi="Courier New" w:cs="Courier New"/>
-          <w:sz w:val="20"/>
-          <w:szCs w:val="20"/>
-        </w:rPr>
-        <w:t xml:space="preserve"> </w:t>
-      </w:r>
-      <w:proofErr w:type="spellStart"/>
-      <w:r>
-        <w:rPr>
-          <w:rFonts w:ascii="Courier New" w:hAnsi="Courier New" w:cs="Courier New"/>
-          <w:sz w:val="20"/>
-          <w:szCs w:val="20"/>
-        </w:rPr>
-        <w:t>for</w:t>
-      </w:r>
-      <w:proofErr w:type="spellEnd"/>
-      <w:r>
-        <w:rPr>
-          <w:rFonts w:ascii="Courier New" w:hAnsi="Courier New" w:cs="Courier New"/>
-          <w:sz w:val="20"/>
-          <w:szCs w:val="20"/>
-        </w:rPr>
-        <w:t xml:space="preserve"> </w:t>
-      </w:r>
-      <w:proofErr w:type="spellStart"/>
-      <w:r>
-        <w:rPr>
-          <w:rFonts w:ascii="Courier New" w:hAnsi="Courier New" w:cs="Courier New"/>
-          <w:sz w:val="20"/>
-          <w:szCs w:val="20"/>
-        </w:rPr>
-        <w:t>the</w:t>
-      </w:r>
-      <w:proofErr w:type="spellEnd"/>
-      <w:r>
-        <w:rPr>
-          <w:rFonts w:ascii="Courier New" w:hAnsi="Courier New" w:cs="Courier New"/>
-          <w:sz w:val="20"/>
-          <w:szCs w:val="20"/>
-        </w:rPr>
-        <w:t xml:space="preserve"> text</w:t>
-      </w:r>
-    </w:p>
-    <w:p>
-      <w:pPr>
-        <w:rPr>
-          <w:rFonts w:ascii="Courier New" w:hAnsi="Courier New" w:cs="Courier New"/>
-          <w:sz w:val="20"/>
-          <w:szCs w:val="20"/>
-        </w:rPr>
-      </w:pPr>
-      <w:r>
-        <w:rPr>
-          <w:rFonts w:ascii="Courier New" w:hAnsi="Courier New" w:cs="Courier New"/>
-          <w:sz w:val="20"/>
-          <w:szCs w:val="20"/>
-        </w:rPr>
-        <w:t xml:space="preserve"># </w:t>
-      </w:r>
-      <w:proofErr w:type="spellStart"/>
-      <w:r>
-        <w:rPr>
-          <w:rFonts w:ascii="Courier New" w:hAnsi="Courier New" w:cs="Courier New"/>
-          <w:sz w:val="20"/>
-          <w:szCs w:val="20"/>
-        </w:rPr>
-        <w:t>surface</w:t>
-      </w:r>
-      <w:proofErr w:type="spellEnd"/>
-      <w:r>
-        <w:rPr>
-          <w:rFonts w:ascii="Courier New" w:hAnsi="Courier New" w:cs="Courier New"/>
-          <w:sz w:val="20"/>
-          <w:szCs w:val="20"/>
-        </w:rPr>
-        <w:t xml:space="preserve"> </w:t>
-      </w:r>
-      <w:proofErr w:type="spellStart"/>
-      <w:r>
-        <w:rPr>
-          <w:rFonts w:ascii="Courier New" w:hAnsi="Courier New" w:cs="Courier New"/>
-          <w:sz w:val="20"/>
-          <w:szCs w:val="20"/>
-        </w:rPr>
-        <w:t>object</w:t>
-      </w:r>
-      <w:proofErr w:type="spellEnd"/>
-    </w:p>
-    <w:p>
-      <w:pPr>
-        <w:ind w:firstLine="708"/>
-        <w:rPr>
-          <w:rFonts w:ascii="Courier New" w:hAnsi="Courier New" w:cs="Courier New"/>
-          <w:sz w:val="20"/>
-          <w:szCs w:val="20"/>
-        </w:rPr>
-      </w:pPr>
-      <w:proofErr w:type="spellStart"/>
-      <w:r>
-        <w:rPr>
-          <w:rFonts w:ascii="Courier New" w:hAnsi="Courier New" w:cs="Courier New"/>
-          <w:sz w:val="20"/>
-          <w:szCs w:val="20"/>
-        </w:rPr>
-        <w:t>score_rect</w:t>
-      </w:r>
-      <w:proofErr w:type="spellEnd"/>
-      <w:r>
-        <w:rPr>
-          <w:rFonts w:ascii="Courier New" w:hAnsi="Courier New" w:cs="Courier New"/>
-          <w:sz w:val="20"/>
-          <w:szCs w:val="20"/>
-        </w:rPr>
-        <w:t xml:space="preserve"> = </w:t>
-      </w:r>
-      <w:proofErr w:type="spellStart"/>
-      <w:r>
-        <w:rPr>
-          <w:rFonts w:ascii="Courier New" w:hAnsi="Courier New" w:cs="Courier New"/>
-          <w:sz w:val="20"/>
-          <w:szCs w:val="20"/>
-        </w:rPr>
-        <w:t>score_surface.get_rect</w:t>
-      </w:r>
-      <w:proofErr w:type="spellEnd"/>
-      <w:r>
-        <w:rPr>
-          <w:rFonts w:ascii="Courier New" w:hAnsi="Courier New" w:cs="Courier New"/>
-          <w:sz w:val="20"/>
-          <w:szCs w:val="20"/>
-        </w:rPr>
-        <w:t>()</w:t>
-      </w:r>
-    </w:p>
-    <w:p>
-      <w:pPr>
-        <w:rPr>
-          <w:rFonts w:ascii="Courier New" w:hAnsi="Courier New" w:cs="Courier New"/>
-          <w:sz w:val="20"/>
-          <w:szCs w:val="20"/>
-        </w:rPr>
-      </w:pPr>
-      <w:r>
-        <w:rPr>
-          <w:rFonts w:ascii="Courier New" w:hAnsi="Courier New" w:cs="Courier New"/>
-          <w:sz w:val="20"/>
-          <w:szCs w:val="20"/>
-        </w:rPr>
-        <w:t xml:space="preserve"># </w:t>
-      </w:r>
-      <w:proofErr w:type="spellStart"/>
-      <w:r>
-        <w:rPr>
-          <w:rFonts w:ascii="Courier New" w:hAnsi="Courier New" w:cs="Courier New"/>
-          <w:sz w:val="20"/>
-          <w:szCs w:val="20"/>
-        </w:rPr>
-        <w:t>displaying</w:t>
-      </w:r>
-      <w:proofErr w:type="spellEnd"/>
-      <w:r>
-        <w:rPr>
-          <w:rFonts w:ascii="Courier New" w:hAnsi="Courier New" w:cs="Courier New"/>
-          <w:sz w:val="20"/>
-          <w:szCs w:val="20"/>
-        </w:rPr>
-        <w:t xml:space="preserve"> text</w:t>
-      </w:r>
-    </w:p>
-    <w:p>
-      <w:pPr>
-        <w:ind w:firstLine="708"/>
-        <w:rPr>
-          <w:rFonts w:ascii="Courier New" w:hAnsi="Courier New" w:cs="Courier New"/>
-          <w:sz w:val="20"/>
-          <w:szCs w:val="20"/>
-        </w:rPr>
-      </w:pPr>
-      <w:proofErr w:type="spellStart"/>
-      <w:r>
-        <w:rPr>
-          <w:rFonts w:ascii="Courier New" w:hAnsi="Courier New" w:cs="Courier New"/>
-          <w:sz w:val="20"/>
-          <w:szCs w:val="20"/>
-        </w:rPr>
-        <w:t>game_window.blit</w:t>
-      </w:r>
-      <w:proofErr w:type="spellEnd"/>
-      <w:r>
-        <w:rPr>
-          <w:rFonts w:ascii="Courier New" w:hAnsi="Courier New" w:cs="Courier New"/>
-          <w:sz w:val="20"/>
-          <w:szCs w:val="20"/>
-        </w:rPr>
-        <w:t>(</w:t>
-      </w:r>
-      <w:proofErr w:type="spellStart"/>
-      <w:r>
-        <w:rPr>
-          <w:rFonts w:ascii="Courier New" w:hAnsi="Courier New" w:cs="Courier New"/>
-          <w:sz w:val="20"/>
-          <w:szCs w:val="20"/>
-        </w:rPr>
-        <w:t>score_surface</w:t>
-      </w:r>
-      <w:proofErr w:type="spellEnd"/>
-      <w:r>
-        <w:rPr>
-          <w:rFonts w:ascii="Courier New" w:hAnsi="Courier New" w:cs="Courier New"/>
-          <w:sz w:val="20"/>
-          <w:szCs w:val="20"/>
-        </w:rPr>
-        <w:t xml:space="preserve">, </w:t>
-      </w:r>
-      <w:proofErr w:type="spellStart"/>
-      <w:r>
-        <w:rPr>
-          <w:rFonts w:ascii="Courier New" w:hAnsi="Courier New" w:cs="Courier New"/>
-          <w:sz w:val="20"/>
-          <w:szCs w:val="20"/>
-        </w:rPr>
-        <w:t>score_rect</w:t>
-      </w:r>
-      <w:proofErr w:type="spellEnd"/>
-      <w:r>
-        <w:rPr>
-          <w:rFonts w:ascii="Courier New" w:hAnsi="Courier New" w:cs="Courier New"/>
-          <w:sz w:val="20"/>
-          <w:szCs w:val="20"/>
-        </w:rPr>
-        <w:t>)</w:t>
-      </w:r>
-    </w:p>
-    <w:p>
-      <w:pPr>
-        <w:ind w:firstLine="708"/>
-      </w:pPr>
-    </w:p>
-    <w:p/>
-    <w:p>
       <w:pPr>
         <w:pStyle w:val="Nadpis2"/>
       </w:pPr>
@@ -2347,43 +1055,9 @@
       <w:r>
         <w:t xml:space="preserve">Príklad z knihy </w:t>
       </w:r>
-      <w:proofErr w:type="spellStart"/>
-      <w:r>
-        <w:t>Making</w:t>
-      </w:r>
-      <w:proofErr w:type="spellEnd"/>
-      <w:r>
-        <w:t xml:space="preserve"> </w:t>
-      </w:r>
-      <w:proofErr w:type="spellStart"/>
-      <w:r>
-        <w:t>Games</w:t>
-      </w:r>
-      <w:proofErr w:type="spellEnd"/>
-      <w:r>
-        <w:t xml:space="preserve"> </w:t>
-      </w:r>
-      <w:proofErr w:type="spellStart"/>
-      <w:r>
-        <w:t>with</w:t>
-      </w:r>
-      <w:proofErr w:type="spellEnd"/>
-      <w:r>
-        <w:t xml:space="preserve"> </w:t>
-      </w:r>
-      <w:proofErr w:type="spellStart"/>
-      <w:r>
-        <w:t>Python</w:t>
-      </w:r>
-      <w:proofErr w:type="spellEnd"/>
-      <w:r>
-        <w:t xml:space="preserve"> &amp; </w:t>
-      </w:r>
-      <w:proofErr w:type="spellStart"/>
-      <w:r>
-        <w:t>Pygame</w:t>
-      </w:r>
-      <w:proofErr w:type="spellEnd"/>
+      <w:r>
+        <w:t>Making Games with Python &amp; Pygame</w:t>
+      </w:r>
       <w:r>
         <w:t xml:space="preserve"> napríklad na linke: </w:t>
       </w:r>
@@ -2418,25 +1092,44 @@
         <w:t xml:space="preserve"> </w:t>
       </w:r>
     </w:p>
+    <w:p>
+      <w:r>
+        <w:t>wormy_buggy2.py</w:t>
+      </w:r>
+      <w:r>
+        <w:t xml:space="preserve"> – červík neustále rastie</w:t>
+      </w:r>
+    </w:p>
+    <w:p>
+      <w:r>
+        <w:t>wormy_buggy</w:t>
+      </w:r>
+      <w:r>
+        <w:t>3</w:t>
+      </w:r>
+      <w:r>
+        <w:t>.py</w:t>
+      </w:r>
+      <w:r>
+        <w:t xml:space="preserve"> – červík </w:t>
+      </w:r>
+      <w:r>
+        <w:t>nejde dole len hore</w:t>
+      </w:r>
+    </w:p>
     <w:p/>
     <w:p>
       <w:pPr>
         <w:pStyle w:val="Nadpis3"/>
       </w:pPr>
-      <w:proofErr w:type="spellStart"/>
-      <w:r>
-        <w:t>Wormy</w:t>
-      </w:r>
-      <w:proofErr w:type="spellEnd"/>
-      <w:r>
-        <w:t>.</w:t>
+      <w:r>
+        <w:t>Wormy.</w:t>
       </w:r>
     </w:p>
     <w:p>
       <w:r>
         <w:t xml:space="preserve">Prepracovaná verzia hry červík už presnými definíciami jednotlivých funkcií jasnou štruktúrou programu programovacom jazyku </w:t>
       </w:r>
-      <w:proofErr w:type="spellStart"/>
       <w:r>
         <w:t>P</w:t>
       </w:r>
@@ -2449,7 +1142,6 @@
       <w:r>
         <w:t>n</w:t>
       </w:r>
-      <w:proofErr w:type="spellEnd"/>
     </w:p>
     <w:sectPr>
       <w:footerReference w:type="default" r:id="rId9"/>
@@ -4808,6 +3500,7 @@
   <w:style w:type="character" w:default="1" w:styleId="Predvolenpsmoodseku">
     <w:name w:val="Default Paragraph Font"/>
     <w:uiPriority w:val="1"/>
+    <w:semiHidden/>
     <w:unhideWhenUsed/>
   </w:style>
   <w:style w:type="table" w:default="1" w:styleId="Normlnatabuka">
@@ -5180,6 +3873,18 @@
       <w:shd w:val="clear" w:color="auto" w:fill="E1DFDD"/>
     </w:rPr>
   </w:style>
+  <w:style w:type="character" w:styleId="PouitHypertextovPrepojenie">
+    <w:name w:val="FollowedHyperlink"/>
+    <w:basedOn w:val="Predvolenpsmoodseku"/>
+    <w:uiPriority w:val="99"/>
+    <w:semiHidden/>
+    <w:unhideWhenUsed/>
+    <w:rsid w:val="00A31F6E"/>
+    <w:rPr>
+      <w:color w:val="96607D" w:themeColor="followedHyperlink"/>
+      <w:u w:val="single"/>
+    </w:rPr>
+  </w:style>
 </w:styles>
 </file>
 
